--- a/outputs/Benevente_BTECH_Final.docx
+++ b/outputs/Benevente_BTECH_Final.docx
@@ -59,7 +59,7 @@
         <w:ind w:firstLine="0"/>
       </w:pPr>
       <w:r>
-        <w:t>Decisões de carteira precisam permanecer explicáveis depois de executadas. Este trabalho constrói e avalia o Benevente, um sistema que registra, para cada decisão, os dados admitidos, a regra quantitativa vigente, a carteira proposta, a explicação e a aprovação humana. A pesquisa segue design science e combina testes funcionais, auditoria adversarial e diagnóstico sequencial de onze decisões anuais entre 2015 e 2025. A política vigente, denominada Benevente 3, declara três perfis de investidor, do conservador ao arrojado, com orçamento de renda variável, número de emissores e fração internacional congelados em registro público antes do período confirmatório, que começa em 2027. A declaração substituiu a busca de configurações depois de um experimento controlado: ampliar a seleção aninhada de 36 para 256 candidatos, com insumos idênticos, reduziu o retorno realizado em 2,63 pontos percentuais ao ano e levou o índice de Sharpe deflacionado de 0,957 a 0,777, abaixo do limiar de significância. A auditoria também dimensionou a dependência de proventos imputados, correspondente a 13,9% da exposição acumulada a ações, recusou o selo de reconciliação externa após comparar 54 de 56 observações ativo-ano com a fonte primária, e manteve os intervalos de 95% do excesso de retorno cruzando zero contra CDI e Ibovespa. Os retornos históricos são, portanto, diagnóstico de desenvolvimento, e não validação comercial. O modelo de linguagem não demonstrou ganho de retorno e permanece restrito à explicação. A contribuição é um fluxo verificável que separa dado, cálculo, linguagem e responsabilidade.</w:t>
+        <w:t>Decisões de carteira precisam permanecer explicáveis depois de executadas. Este trabalho constrói e avalia o Benevente, um sistema que registra, para cada decisão, os dados admitidos, a regra quantitativa vigente, a carteira proposta, a explicação e a aprovação humana. A pesquisa segue design science e combina testes funcionais, auditoria adversarial e diagnóstico sequencial de onze decisões anuais entre 2015 e 2025. A política vigente declara três perfis de investidor, do conservador ao arrojado, com orçamento de renda variável, número de emissores e fração internacional congelados em registro público antes do período confirmatório, que começa em 2027. A declaração substituiu a busca de configurações depois de um experimento controlado: ampliar a seleção aninhada de 36 para 256 candidatos, com insumos idênticos, reduziu o retorno realizado em 2,63 pontos percentuais ao ano e levou o índice de Sharpe deflacionado de 0,957 a 0,777, abaixo do limiar de significância. A auditoria também dimensionou a dependência de proventos imputados, correspondente a 13,9% da exposição acumulada a ações, recusou o selo de reconciliação externa após comparar 54 de 56 observações ativo-ano com a fonte primária, e manteve os intervalos de 95% do excesso de retorno cruzando zero contra CDI e Ibovespa. Os retornos históricos são, portanto, diagnóstico de desenvolvimento, e não validação comercial. O modelo de linguagem não demonstrou ganho de retorno e permanece restrito à explicação. A contribuição é um fluxo verificável que separa dado, cálculo, linguagem e responsabilidade.</w:t>
       </w:r>
     </w:p>
     <w:p>
@@ -928,7 +928,7 @@
         <w:pStyle w:val="Normal"/>
       </w:pPr>
       <w:r>
-        <w:t>Essa separação também organiza os nomes usados neste texto. Benevente designa o produto. Benevente 1 designa o módulo de seleção anual; Benevente 2, a camada de proteção intranual; Benevente 3, a política vigente, que declara os dois mecanismos por perfil de investidor e é descrita na Seção 3.4. Benevente Quant AI designa a pesquisa acadêmica, inclusive o experimento que combina um modelo de linguagem com um otimizador convexo. A carteira histórica publicada é produzida pela regra multifatorial determinística. O modelo de linguagem não seleciona ativos nem define pesos; seu papel é transformar fatos aprovados em tese, riscos e perguntas para revisão humana.</w:t>
+        <w:t>Essa separação também organiza os nomes usados neste texto. Benevente designa o produto. O módulo de seleção anual e a camada de proteção intranual, registrados como Benevente 1 e Benevente 2, são os dois mecanismos que a política vigente declara por perfil de investidor, conforme a Seção 3.4. Benevente Quant AI designa a pesquisa acadêmica, inclusive o experimento que combina um modelo de linguagem com um otimizador convexo. A carteira histórica publicada é produzida pela regra multifatorial determinística. O modelo de linguagem não seleciona ativos nem define pesos; seu papel é transformar fatos aprovados em tese, riscos e perguntas para revisão humana.</w:t>
       </w:r>
     </w:p>
     <w:p>
@@ -952,7 +952,7 @@
         <w:pStyle w:val="Normal"/>
       </w:pPr>
       <w:r>
-        <w:t>Desde 25 de agosto de 2026 o sistema opera sob uma política declarada, registrada como benevente_profile_ladder_v2 e denominada Benevente 3. Em lugar de buscar a melhor configuração a cada ano, a política fixa três configurações, uma por perfil de investidor, congeladas antes do período de avaliação prospectiva. O perfil conservador aloca 35% do patrimônio em renda variável, distribuída entre doze emissores; o equilibrado, 55% entre oito; o arrojado, 75% entre cinco. Em todos os perfis, um quinto do orçamento de renda variável é mantido em um fundo negociado na B3 que replica o S&amp;P 500 em reais (IVVB11), definido pela política e não pelo escore; o saldo permanece no CDI. A camada de proteção intranual atua somente sobre a parcela doméstica, porque o sinal de estresse é calculado sobre o Ibovespa. O registro contém os hashes dos insumos, o assinante responsável, o critério de falseamento e o início da amostra confirmatória, o primeiro pregão de 2027; nenhum parâmetro pode ser alterado depois do congelamento sem constituir nova versão e nova contagem. A Seção 4.1.1 documenta o experimento que motivou a declaração; a Seção 5.1 apresenta o diagnóstico dos três perfis.</w:t>
+        <w:t>Desde 25 de agosto de 2026 o sistema opera sob uma política declarada, registrada como benevente_profile_ladder_v2. Em lugar de buscar a melhor configuração a cada ano, a política fixa três configurações, uma por perfil de investidor, congeladas antes do período de avaliação prospectiva. O perfil conservador aloca 35% do patrimônio em renda variável, distribuída entre doze emissores; o equilibrado, 55% entre oito; o arrojado, 75% entre cinco. Em todos os perfis, um quinto do orçamento de renda variável é mantido em um fundo negociado na B3 que replica o S&amp;P 500 em reais (IVVB11), definido pela política e não pelo escore; o saldo permanece no CDI. A camada de proteção intranual atua somente sobre a parcela doméstica, porque o sinal de estresse é calculado sobre o Ibovespa. O registro contém os hashes dos insumos, o assinante responsável, o critério de falseamento e o início da amostra confirmatória, o primeiro pregão de 2027; nenhum parâmetro pode ser alterado depois do congelamento sem constituir nova versão e nova contagem. A Seção 4.1.1 documenta o experimento que motivou a declaração; a Seção 5.1 apresenta o diagnóstico dos três perfis.</w:t>
       </w:r>
     </w:p>
     <w:p>
@@ -1300,7 +1300,7 @@
         <w:pStyle w:val="Normal"/>
       </w:pPr>
       <w:r>
-        <w:t>Três registros delimitam a linhagem do sistema. O módulo de seleção anual (Benevente 1) foi registrado em 16 de agosto de 2026, com hash e data no repositório; a camada de proteção (Benevente 2) e o protocolo de acompanhamento receberam registros próprios depois das respectivas mudanças; a política por perfil (Benevente 3) foi registrada em 25 de agosto de 2026 e é a única que governa decisões futuras. Extensões não herdam a data dos registros anteriores. Para sustentar uma conclusão prospectiva, cada perfil precisa superar CDI e Ibovespa após custos e tributos aplicáveis, respeitar o critério de falseamento do próprio registro e acumular pelo menos três decisões anuais completas posteriores ao congelamento; a amostra confirmatória começa no primeiro pregão de 2027. Não existe resultado prospectivo na data deste artigo: a carteira formada em janeiro de 2026 antecede os registros e é tratada como carteira-sombra. Uma regra não pode ser alterada depois de observado um resultado desfavorável sem que a mudança constitua nova versão e nova contagem.</w:t>
+        <w:t>Três registros delimitam a linhagem do sistema. O módulo de seleção anual (Benevente 1) foi registrado em 16 de agosto de 2026, com hash e data no repositório; a camada de proteção (Benevente 2) e o protocolo de acompanhamento receberam registros próprios depois das respectivas mudanças; a política por perfil foi registrada em 25 de agosto de 2026 e é a única que governa decisões futuras. Extensões não herdam a data dos registros anteriores. Para sustentar uma conclusão prospectiva, cada perfil precisa superar CDI e Ibovespa após custos e tributos aplicáveis, respeitar o critério de falseamento do próprio registro e acumular pelo menos três decisões anuais completas posteriores ao congelamento; a amostra confirmatória começa no primeiro pregão de 2027. Não existe resultado prospectivo na data deste artigo: a carteira formada em janeiro de 2026 antecede os registros e é tratada como carteira-sombra. Uma regra não pode ser alterada depois de observado um resultado desfavorável sem que a mudança constitua nova versão e nova contagem.</w:t>
       </w:r>
     </w:p>
     <w:p>
@@ -1332,7 +1332,7 @@
         <w:pStyle w:val="Normal"/>
       </w:pPr>
       <w:r>
-        <w:t>A Tabela 2 apresenta o diagnóstico retrospectivo da política vigente: os três perfis do Benevente 3, recalculados sobre 2015–2025 com custos modelados e com a camada de proteção aplicada à parcela doméstica. Os valores descrevem o comportamento da política na amostra de desenvolvimento e não constituem validação prospectiva.</w:t>
+        <w:t>A Tabela 2 apresenta o diagnóstico retrospectivo da política vigente: os três perfis, recalculados sobre 2015–2025 com custos modelados e com a camada de proteção aplicada à parcela doméstica. Os valores descrevem o comportamento da política na amostra de desenvolvimento e não constituem validação prospectiva.</w:t>
       </w:r>
     </w:p>
     <w:p>

--- a/outputs/Benevente_BTECH_Final.docx
+++ b/outputs/Benevente_BTECH_Final.docx
@@ -7234,7 +7234,7 @@
         <w:pStyle w:val="Normal"/>
       </w:pPr>
       <w:r>
-        <w:t>A terceira é econômica. Na série de desenvolvimento, a queda máxima diária chegou a 47,8%, ligeiramente pior que os 47,0% do Ibovespa; a camada de proteção reduziu essa marca retrospectiva para 28,7%, mas foi concebida depois da Covid-19, não possui imposto intranual conciliado por lote e ainda não demonstrou benefício prospectivo. A política vigente limita a exposição por perfil, com quedas máximas retrospectivas entre 9,2% e 28,9%, mas seus parâmetros também foram definidos com conhecimento da amostra e só a janela confirmatória poderá qualificá-los.</w:t>
+        <w:t>A terceira é econômica. Na série de desenvolvimento, a queda máxima diária chegou a 47,8%, ligeiramente pior que os 47,0% do Ibovespa; a camada de proteção reduziu essa marca retrospectiva para 28,7%, mas foi concebida depois da Covid-19 e ainda não demonstrou benefício prospectivo; o imposto de renda variável é apurado por ativo e custo médio; resta conciliar com notas de corretagem. A política vigente limita a exposição por perfil, com quedas máximas retrospectivas entre 9,2% e 28,9%, mas seus parâmetros também foram definidos com conhecimento da amostra e só a janela confirmatória poderá qualificá-los.</w:t>
       </w:r>
     </w:p>
     <w:p>

--- a/outputs/Benevente_BTECH_Final.docx
+++ b/outputs/Benevente_BTECH_Final.docx
@@ -59,7 +59,7 @@
         <w:ind w:firstLine="0"/>
       </w:pPr>
       <w:r>
-        <w:t>Decisões de carteira precisam permanecer explicáveis depois de executadas. Este trabalho constrói e avalia o Benevente, um sistema que registra, para cada decisão, os dados admitidos, a regra quantitativa vigente, a carteira proposta, a explicação e a aprovação humana. A pesquisa segue design science e combina testes funcionais, auditoria adversarial e diagnóstico sequencial de onze decisões anuais entre 2015 e 2025. A política vigente declara três perfis de investidor, do conservador ao arrojado, com orçamento de renda variável, número de emissores e fração internacional congelados em registro público antes do período confirmatório, que começa em 2027. A declaração substituiu a busca de configurações depois de um experimento controlado: ampliar a seleção aninhada de 36 para 256 candidatos, com insumos idênticos, reduziu o retorno realizado em 2,63 pontos percentuais ao ano e levou o índice de Sharpe deflacionado de 0,957 a 0,777, abaixo do limiar de significância. A auditoria também dimensionou a dependência de proventos imputados, correspondente a 13,9% da exposição acumulada a ações, recusou o selo de reconciliação externa após comparar 54 de 56 observações ativo-ano com a fonte primária, e manteve os intervalos de 95% do excesso de retorno cruzando zero contra CDI e Ibovespa. Os retornos históricos são, portanto, diagnóstico de desenvolvimento, e não validação comercial. O modelo de linguagem não demonstrou ganho de retorno e permanece restrito à explicação. A contribuição é um fluxo verificável que separa dado, cálculo, linguagem e responsabilidade.</w:t>
+        <w:t>Decisões de carteira precisam permanecer explicáveis depois de executadas. Este trabalho constrói e avalia o Benevente, um sistema que registra, para cada decisão, os dados admitidos, a regra quantitativa vigente, a carteira proposta, a explicação e a aprovação humana. A pesquisa segue design science e combina testes funcionais, auditoria adversarial e diagnóstico sequencial de onze decisões anuais entre 2015 e 2025. A política vigente declara três perfis, do conservador ao arrojado, com orçamento de renda variável, número de emissores e fração internacional congelados em registro público antes do período confirmatório, que começa em 2027. A declaração substituiu a busca de configurações depois de um experimento controlado: ampliar a seleção aninhada de 36 para 256 candidatos, com insumos idênticos, reduziu o retorno realizado em 2,63 pontos percentuais ao ano e levou o índice de Sharpe deflacionado de 0,957 a 0,777, abaixo do limiar de significância. Versão posterior trocou o caixa modelado por um instrumento comprável, e o retorno de cada perfil caiu entre 0,07 e 0,17 ponto ao ano (Seção 4.1.2). A auditoria dimensionou a dependência de proventos imputados, 13,9% da exposição acumulada a ações, recusou o selo de reconciliação externa após comparar 54 de 56 observações ativo-ano com a fonte primária, e manteve os intervalos de 95% do excesso cruzando zero contra caixa e Ibovespa. Os retornos históricos são, portanto, diagnóstico de desenvolvimento, não validação comercial. O modelo de linguagem não demonstrou ganho de retorno e permanece restrito à explicação. A contribuição é um fluxo verificável que separa dado, cálculo, linguagem e responsabilidade.</w:t>
       </w:r>
     </w:p>
     <w:p>
@@ -125,7 +125,7 @@
         </w:numPr>
       </w:pPr>
       <w:r>
-        <w:t>Qual regra estava vigente naquele janeiro, com os limites então vigentes, e não a regra usada hoje.</w:t>
+        <w:t>Qual regra estava vigente naquele janeiro, com os limites de então, e não a regra de hoje.</w:t>
       </w:r>
     </w:p>
     <w:p>
@@ -138,7 +138,7 @@
         </w:numPr>
       </w:pPr>
       <w:r>
-        <w:t>Quem aprovou, porque uma decisão sem responsável identificado não é auditável e a automação sem aprovação humana desloca a responsabilidade para um sistema que não pode respondê-la.</w:t>
+        <w:t>Quem aprovou: decisão sem responsável identificado não é auditável, e automação sem aprovação humana desloca a responsabilidade para um sistema que não pode respondê-la.</w:t>
       </w:r>
     </w:p>
     <w:p>
@@ -162,7 +162,7 @@
         <w:pStyle w:val="Normal"/>
       </w:pPr>
       <w:r>
-        <w:t>O objetivo é construir e avaliar um artefato B2B que transforme cada recomendação em documento verificável. O método segue design science: identificar o problema, explicitar requisitos, construir e avaliar o artefato por utilidade, qualidade e evidência (Hevner et al., 2004; Peffers et al., 2007). A avaliação combina testes, inspeção das fontes, busca deliberada de erros e diagnóstico financeiro histórico. A contribuição reúne um protocolo quantitativo reexecutável e um fluxo que preserva quem decidiu, com qual informação e política. O retorno passado mede o comportamento do protótipo, não sua utilidade principal nem o desempenho futuro.</w:t>
+        <w:t>O objetivo é construir e avaliar um artefato B2B que transforme cada recomendação em documento verificável, pelo método do design science: identificar o problema, explicitar requisitos, construir e avaliar por utilidade, qualidade e evidência (Hevner et al., 2004; Peffers et al., 2007). A avaliação combina testes, inspeção das fontes, busca deliberada de erros e diagnóstico histórico. A contribuição reúne um protocolo reexecutável e um fluxo que preserva quem decidiu, com qual informação e política. O retorno passado mede o comportamento do protótipo, não sua utilidade nem o desempenho futuro.</w:t>
       </w:r>
     </w:p>
     <w:p>
@@ -888,7 +888,7 @@
         <w:t>t</w:t>
       </w:r>
       <w:r>
-        <w:t xml:space="preserve"> se o regulador o recebeu antes daquela data. A ponte entre o ticker da B3 e o CNPJ da CVM é construída ano a ano, e sua cobertura é publicada em vez de suposta. Em 2012, primeiro ano da série, 266 de 314 ações tiveram ponte aceita e 171 tiveram fundamentos completos, porque a série do ITR começa em 2011 e 2012 é o primeiro ano em que a construção de doze meses tem os dois lados disponíveis.</w:t>
+        <w:t xml:space="preserve"> se o regulador o recebeu antes daquela data. A ponte entre o ticker da B3 e o CNPJ da CVM é construída ano a ano e sua cobertura é publicada: em 2012, primeiro ano da série, 266 de 314 ações tiveram ponte aceita e 171, fundamentos completos.</w:t>
       </w:r>
     </w:p>
     <w:p>
@@ -928,7 +928,7 @@
         <w:pStyle w:val="Normal"/>
       </w:pPr>
       <w:r>
-        <w:t>Essa separação também organiza os nomes usados neste texto. Benevente designa o produto. O módulo de seleção anual e a camada de proteção intranual, registrados como Benevente 1 e Benevente 2, são os dois mecanismos que a política vigente declara por perfil de investidor, conforme a Seção 3.4. Benevente Quant AI designa a pesquisa acadêmica, inclusive o experimento que combina um modelo de linguagem com um otimizador convexo. A carteira histórica publicada é produzida pela regra multifatorial determinística. O modelo de linguagem não seleciona ativos nem define pesos; seu papel é transformar fatos aprovados em tese, riscos e perguntas para revisão humana.</w:t>
+        <w:t>Essa separação também organiza os nomes. Benevente designa o produto; o módulo de seleção anual e a camada de proteção intranual, registrados como Benevente 1 e Benevente 2, são os mecanismos que a política declara por perfil (Seção 3.4); Benevente Quant AI designa a pesquisa, inclusive o experimento que combina um modelo de linguagem com um otimizador convexo. A carteira histórica publicada vem da regra multifatorial determinística. O modelo de linguagem não seleciona ativos nem define pesos: transforma fatos aprovados em tese, riscos e perguntas para revisão humana.</w:t>
       </w:r>
     </w:p>
     <w:p>
@@ -952,7 +952,7 @@
         <w:pStyle w:val="Normal"/>
       </w:pPr>
       <w:r>
-        <w:t>Desde 25 de agosto de 2026 o sistema opera sob uma política declarada, registrada como benevente_profile_ladder_v2. Em lugar de buscar a melhor configuração a cada ano, a política fixa três configurações, uma por perfil de investidor, congeladas antes do período de avaliação prospectiva. O perfil conservador aloca 35% do patrimônio em renda variável, distribuída entre doze emissores; o equilibrado, 55% entre oito; o arrojado, 75% entre cinco. Em todos os perfis, um quinto do orçamento de renda variável é mantido em um fundo negociado na B3 que replica o S&amp;P 500 em reais (IVVB11), definido pela política e não pelo escore; o saldo permanece no CDI. A camada de proteção intranual atua somente sobre a parcela doméstica, porque o sinal de estresse é calculado sobre o Ibovespa. O registro contém os hashes dos insumos, o assinante responsável, o critério de falseamento e o início da amostra confirmatória, o primeiro pregão de 2027; nenhum parâmetro pode ser alterado depois do congelamento sem constituir nova versão e nova contagem. A Seção 4.1.1 documenta o experimento que motivou a declaração; a Seção 5.1 apresenta o diagnóstico dos três perfis.</w:t>
+        <w:t>Desde agosto de 2026 o sistema opera sob uma política declarada. Em lugar de buscar a melhor configuração a cada ano, ela fixa três, uma por perfil, congeladas antes da avaliação prospectiva: o conservador aloca 35% do patrimônio em renda variável entre doze emissores; o equilibrado, 55% entre oito; o arrojado, 75% entre cinco. Em todos, um quinto do orçamento de renda variável fica num fundo negociado na B3 que replica o S&amp;P 500 em reais (IVVB11), definido pela política e não pelo escore, e o saldo permanece em caixa. A camada de proteção intranual atua apenas sobre a parcela doméstica, porque o sinal de estresse é calculado sobre o Ibovespa. O registro traz os hashes dos insumos, o assinante, o critério de falseamento e o início da amostra confirmatória, e nenhum parâmetro muda depois do congelamento sem nova versão e nova contagem. As Seções 4.1.1 e 4.1.2 documentam as duas revisões; a 5.1 traz o diagnóstico.</w:t>
       </w:r>
     </w:p>
     <w:p>
@@ -968,7 +968,7 @@
         <w:pStyle w:val="Normal"/>
       </w:pPr>
       <w:r>
-        <w:t>A cadência anual é coerente com o sinal e foi testada: fundamentos são divulgados em ciclos contábeis e a tese precisa de tempo para aparecer no preço; troca mensal vende a empresa antes do reconhecimento e multiplica decisões a justificar. A revisão em janeiro cria uma fronteira simples — o publicado até a data entra, o resto pertence ao próximo ciclo.</w:t>
+        <w:t>A cadência anual é coerente com o sinal e foi testada: fundamentos saem em ciclos contábeis e a tese precisa de tempo para aparecer no preço; a troca mensal vende a empresa antes do reconhecimento e multiplica decisões a justificar. A revisão em janeiro cria uma fronteira simples: o publicado até a data entra, o resto é do próximo ciclo.</w:t>
       </w:r>
     </w:p>
     <w:p>
@@ -1173,15 +1173,31 @@
         <w:pStyle w:val="Normal"/>
       </w:pPr>
       <w:r>
-        <w:t>Em 25 de agosto de 2026, a defesa da Seção 4.1 foi submetida a um teste direto. Com insumos, código e janela idênticos, condição verificada pela reprodução das 36 configurações compartilhadas com diferença máxima de 5,6×10⁻¹⁷, a mesma seleção aninhada aplicada a uma grade de 256 candidatos rendeu 12,68% ao ano, contra 15,31% da grade de 36, uma perda de 2,63 pontos percentuais ao ano. O índice de Sharpe deflacionado caiu de 0,957 para 0,777, abaixo do limiar de significância, porque o máximo esperado sob a hipótese nula subiu de 0,375 para 0,746 com o aumento do número de tentativas. Em 2018, o seletor ampliado dedicou o ano inteiro a uma configuração que rendeu −7,2% em um ano em que o CDI rendeu 6,4%. O resultado indica que a seleção aninhada possui um limite de capacidade: dez observações anuais não são suficientes para ordenar 256 candidatos, e ultrapassar esse limite degrada a proteção que o procedimento oferece sem produzir sinal visível de alerta.</w:t>
-      </w:r>
-    </w:p>
-    <w:p>
-      <w:pPr>
-        <w:pStyle w:val="Normal"/>
-      </w:pPr>
-      <w:r>
-        <w:t>A consequência de projeto foi a política declarada da Seção 3.4, congelada no registro benevente_profile_ladder_v2 (SHA-256 iniciado em fc5521f1), com assinante identificado, critério de falseamento e amostra confirmatória a partir de 2027. O experimento completo, com os controles e os resultados negativos auxiliares, está documentado em manuscrito próprio (declared_over_searched_2026), e cada número publicado é conferido por rotina automática contra os artefatos versionados. A mesma auditoria corrigiu a referência do Ibovespa, que passou a ser lida da série datada de origem, com retorno de 11,74% ao ano e queda máxima de 46,8%, depois de constatada deriva na curva rebaseada produzida pelo motor de cálculo.</w:t>
+        <w:t>Em 25 de agosto de 2026, a defesa da Seção 4.1 foi submetida a um teste direto. Com insumos, código e janela idênticos — condição verificada pela reprodução das 36 configurações compartilhadas com diferença máxima de 5,6×10⁻¹⁷ —, a mesma seleção aninhada sobre 256 candidatos rendeu 12,68% ao ano contra 15,31% da grade de 36, uma perda de 2,63 pontos. O Sharpe deflacionado caiu de 0,957 para 0,777, abaixo da significância, porque o máximo esperado sob a hipótese nula subiu de 0,375 para 0,746 com o número de tentativas. Em 2018 o seletor ampliado dedicou o ano a uma configuração que rendeu −7,2% enquanto o CDI rendeu 6,4%. A seleção aninhada tem, portanto, um limite de capacidade: dez observações anuais não ordenam 256 candidatos, e ultrapassar o limite degrada a proteção do procedimento sem sinal visível de alerta.</w:t>
+      </w:r>
+    </w:p>
+    <w:p>
+      <w:pPr>
+        <w:pStyle w:val="Normal"/>
+      </w:pPr>
+      <w:r>
+        <w:t>A consequência de projeto foi a política declarada da Seção 3.4, congelada com assinante identificado, critério de falseamento e amostra confirmatória a partir de 2027. O experimento completo, com os controles e os negativos auxiliares, está em manuscrito próprio (declared_over_searched_2026), e cada número publicado é conferido por rotina automática contra os artefatos versionados. A mesma auditoria corrigiu a referência do Ibovespa, que passou a ser lida da série datada de origem — 11,74% ao ano e queda de 46,8% —, depois de constatada deriva na curva rebaseada do motor.</w:t>
+      </w:r>
+    </w:p>
+    <w:p>
+      <w:pPr>
+        <w:pStyle w:val="Normal"/>
+      </w:pPr>
+      <w:r>
+        <w:t>4.1.2 Resultado posterior: o caixa deixa de ser um índice (26/08/2026)</w:t>
+      </w:r>
+    </w:p>
+    <w:p>
+      <w:pPr>
+        <w:pStyle w:val="Normal"/>
+      </w:pPr>
+      <w:r>
+        <w:t>A política da Seção 4.1.1 declarava como caixa 100% do CDI capitalizado diariamente — um índice, não um instrumento: sem custódia, sem spread e sem rolagem. Registrada no dia seguinte (SHA-256 iniciado em ca2476d4), a versão 3 troca apenas esse componente por Tesouro Selic, reconstruído do arquivo diário do Tesouro Transparente e líquido da custódia da B3 na tabela histórica e do spread cobrado em cada rolagem. Nada mais muda, o que permite atribuir o efeito inteiro ao instrumento. O caixa rende 9,36% ao ano contra 9,68% do índice, e o retorno de cada perfil cai entre 0,07 e 0,17 ponto: conservador 12,34%, equilibrado 15,39% e arrojado 19,79%, com quedas máximas de −9,17%, −17,88% e −28,95%. O excesso sobre o caixa, porém, sobe entre 0,08 e 0,18 ponto, porque o comparador é integralmente caixa e a carteira não é. A troca revelou ainda que a coluna de caixa do painel anterior é constante até 2012: a escada avalia de 2015 e não era afetada, mas a seleção aninhada ordenava com o caixa rendendo zero naquele ano, penalizando as alternativas defensivas. Como as duas pontas do experimento da Seção 4.1.1 usaram o mesmo insumo, a comparação entre elas permanece válida; o que não se pode afirmar é que a ordenação teria sido idêntica com o caixa correto.</w:t>
       </w:r>
     </w:p>
     <w:p>
@@ -1300,7 +1316,7 @@
         <w:pStyle w:val="Normal"/>
       </w:pPr>
       <w:r>
-        <w:t>Três registros delimitam a linhagem do sistema. O módulo de seleção anual (Benevente 1) foi registrado em 16 de agosto de 2026, com hash e data no repositório; a camada de proteção (Benevente 2) e o protocolo de acompanhamento receberam registros próprios depois das respectivas mudanças; a política por perfil foi registrada em 25 de agosto de 2026 e é a única que governa decisões futuras. Extensões não herdam a data dos registros anteriores. Para sustentar uma conclusão prospectiva, cada perfil precisa superar CDI e Ibovespa após custos e tributos aplicáveis, respeitar o critério de falseamento do próprio registro e acumular pelo menos três decisões anuais completas posteriores ao congelamento; a amostra confirmatória começa no primeiro pregão de 2027. Não existe resultado prospectivo na data deste artigo: a carteira formada em janeiro de 2026 antecede os registros e é tratada como carteira-sombra. Uma regra não pode ser alterada depois de observado um resultado desfavorável sem que a mudança constitua nova versão e nova contagem.</w:t>
+        <w:t>A linhagem tem quatro registros: o módulo de seleção anual, em 16 de agosto de 2026; a camada de proteção e o protocolo de acompanhamento, depois das respectivas mudanças; a política por perfil, em 25 de agosto; e a revisão do instrumento de caixa, em 26 de agosto, que é a que governa decisões futuras. Extensões não herdam a data dos registros anteriores. Para sustentar uma conclusão prospectiva, cada perfil precisa superar o próprio caixa declarado e o Ibovespa após custos e tributos, respeitar o critério de falseamento do registro e acumular ao menos três decisões anuais completas posteriores ao congelamento; a amostra confirmatória começa no primeiro pregão de 2027. Nenhuma observação prospectiva havia sido consumida quando a versão 3 substituiu a 2, e por isso a contagem não recomeçou — se já tivesse sido, teria recomeçado. Não existe resultado prospectivo na data deste artigo: a carteira de janeiro de 2026 antecede os registros e é carteira-sombra.</w:t>
       </w:r>
     </w:p>
     <w:p>
@@ -1324,15 +1340,15 @@
         <w:pStyle w:val="Normal"/>
       </w:pPr>
       <w:r>
-        <w:t>Cada decisão anual foi emitida com fontes, hashes, elegibilidade, ranking, pesos, custos, comparadores e justificativa. Os testes de integridade recusaram arquivo alterado, peso que não soma 100%, ordem acima do limite de liquidez e fundamento recebido após a data da decisão. A auditoria adversarial, descrita na Seção 5.7, encontrou sete defeitos no próprio processo, e as correções alteraram as métricas publicadas.</w:t>
-      </w:r>
-    </w:p>
-    <w:p>
-      <w:pPr>
-        <w:pStyle w:val="Normal"/>
-      </w:pPr>
-      <w:r>
-        <w:t>A Tabela 2 apresenta o diagnóstico retrospectivo da política vigente: os três perfis, recalculados sobre 2015–2025 com custos modelados e com a camada de proteção aplicada à parcela doméstica. Os valores descrevem o comportamento da política na amostra de desenvolvimento e não constituem validação prospectiva.</w:t>
+        <w:t>Cada decisão anual foi emitida com fontes, hashes, elegibilidade, ranking, pesos, custos, comparadores e justificativa, e os testes de integridade recusaram arquivo alterado, peso que não soma 100%, ordem acima do limite de liquidez e fundamento recebido após a data da decisão. A auditoria da Seção 5.7 encontrou sete defeitos no próprio processo, e as correções alteraram as métricas publicadas.</w:t>
+      </w:r>
+    </w:p>
+    <w:p>
+      <w:pPr>
+        <w:pStyle w:val="Normal"/>
+      </w:pPr>
+      <w:r>
+        <w:t>A Tabela 2 traz o diagnóstico retrospectivo da política vigente sobre 2015–2025, com custos modelados e a camada aplicada à parcela doméstica. Os valores descrevem a amostra de desenvolvimento e não constituem validação prospectiva.</w:t>
       </w:r>
     </w:p>
     <w:p>
@@ -2358,7 +2374,7 @@
         <w:pStyle w:val="Normal"/>
       </w:pPr>
       <w:r>
-        <w:t>As análises das Seções 5.2 a 5.4 — dependência de imputação, reamostragem pareada e correção por múltiplas tentativas — foram conduzidas sobre a série de desenvolvimento do módulo de seleção, que acumula o histórico de auditoria mais longo do projeto. A Tabela 3 apresenta essa série e seus comparadores, líquidos de custos estimados.</w:t>
+        <w:t>As análises das Seções 5.2 a 5.4 — imputação, reamostragem pareada e correção por múltiplas tentativas — foram conduzidas sobre a série de desenvolvimento do módulo de seleção, que tem o histórico de auditoria mais longo. A Tabela 3 traz essa série e seus comparadores, líquidos de custos estimados.</w:t>
       </w:r>
     </w:p>
     <w:p>
@@ -3308,15 +3324,15 @@
         <w:pStyle w:val="Normal"/>
       </w:pPr>
       <w:r>
-        <w:t>Em janelas móveis, contra o CDI a série vence 8 de 9 janelas de três anos, 6 de 7 de cinco anos e 2 de 2 de dez anos; contra a otimização de referência, vence todas. Essas contagens não são observações independentes, porque as janelas se sobrepõem: descrevem a amostra sem aumentar seu tamanho.</w:t>
-      </w:r>
-    </w:p>
-    <w:p>
-      <w:pPr>
-        <w:pStyle w:val="Normal"/>
-      </w:pPr>
-      <w:r>
-        <w:t>O retorno da série de desenvolvimento veio acompanhado de risco elevado. A queda máxima diária chegou a 47,8%, próxima à do Ibovespa, de 47,0%, porque entre 2018 e 2021 a política então selecionada manteve 95% em ações concentradas em cinco ou seis emissores. A camada de proteção preservou os mesmos ativos e reduziu a exposição somente depois de estresse observado, levando a queda máxima retrospectiva a 28,7%; a maior perda ocorreu na crise da Covid-19. Esse episódio ilustra por que a política vigente limita o orçamento de renda variável por perfil em vez de operar com um único orçamento elevado: a amostra não permite afirmar proteção futura, mas a ordenação de risco da Tabela 2 é uma propriedade de construção, não de ajuste.</w:t>
+        <w:t>Em janelas móveis, contra o CDI a série vence 8 de 9 janelas de três anos, 6 de 7 de cinco e 2 de 2 de dez; contra a otimização de referência, vence todas. As janelas se sobrepõem, então descrevem a amostra sem aumentar seu tamanho.</w:t>
+      </w:r>
+    </w:p>
+    <w:p>
+      <w:pPr>
+        <w:pStyle w:val="Normal"/>
+      </w:pPr>
+      <w:r>
+        <w:t>O retorno da série de desenvolvimento veio com risco elevado: a queda máxima diária chegou a 47,8%, próxima aos 47,0% do Ibovespa, porque entre 2018 e 2021 a política então selecionada manteve 95% em ações concentradas em cinco ou seis emissores. A camada de proteção preservou os mesmos ativos e reduziu a exposição só depois de estresse observado, levando a queda a 28,7%, com a maior perda na Covid-19. É por isso que a política vigente limita o orçamento por perfil: a amostra não permite afirmar proteção futura, mas a ordenação de risco da Tabela 2 é propriedade de construção, não de ajuste.</w:t>
       </w:r>
     </w:p>
     <w:p>
@@ -4684,7 +4700,7 @@
         <w:pStyle w:val="Normal"/>
       </w:pPr>
       <w:r>
-        <w:t>Ampliar a busca de configurações. Conforme a Seção 4.1.1, a passagem de 36 para 256 candidatos custou 2,63 pontos percentuais ao ano e a significância estatística do resultado. Foi a rejeição que reorganizou o protocolo.</w:t>
+        <w:t>Ampliar a busca de configurações. Conforme a Seção 4.1.1, passar de 36 para 256 candidatos custou 2,63 pontos ao ano e a significância. Foi a rejeição que reorganizou o protocolo.</w:t>
       </w:r>
     </w:p>
     <w:p>
@@ -5389,7 +5405,7 @@
         <w:pStyle w:val="Normal"/>
       </w:pPr>
       <w:r>
-        <w:t>Uma extensão prospectiva de avaliação da camada de linguagem medirá fidelidade, completude, cobertura de riscos e números inventados. Ela não seleciona ativos nem herda resultados de nenhuma versão anterior.</w:t>
+        <w:t>Uma extensão prospectiva medirá fidelidade, completude, cobertura de riscos e números inventados da camada de linguagem. Ela não seleciona ativos nem herda resultados anteriores.</w:t>
       </w:r>
     </w:p>
     <w:p>
@@ -6516,7 +6532,7 @@
         <w:pStyle w:val="Normal"/>
       </w:pPr>
       <w:r>
-        <w:t>O produto foi concebido para escritórios de investimento, consultorias de valores mobiliários, gestores patrimoniais e escritórios multifamiliares. A política aplicada, os dados e seus hashes, a elegibilidade, os pesos, as ordens, o custo estimado e a aprovação permanecem ligados à mesma decisão, o que reduz o tempo de reconstrução de uma recomendação e permite responder tanto por que um papel entrou quanto por que outro ficou de fora. O benefício comercial não deve ser apresentado como promessa de superar o mercado: o valor a testar está na consistência do processo, na comparação explícita com alternativas e na capacidade de revisão.</w:t>
+        <w:t>O produto foi concebido para escritórios de investimento, consultorias, gestores patrimoniais e escritórios multifamiliares. A política aplicada, os dados e seus hashes, a elegibilidade, os pesos, as ordens, o custo estimado e a aprovação permanecem ligados à mesma decisão, o que reduz o tempo de reconstrução e permite responder por que um papel entrou e por que outro ficou de fora. O valor a testar está na consistência do processo e na capacidade de revisão, não em promessa de superar o mercado.</w:t>
       </w:r>
     </w:p>
     <w:p>
@@ -6548,7 +6564,7 @@
         <w:pStyle w:val="Normal"/>
       </w:pPr>
       <w:r>
-        <w:t>A implantação começa pela definição de fontes, políticas, acessos e aprovadores. No piloto, o sistema acompanha poucas carteiras sem enviar ordens e os dossiês são confrontados com o processo vigente; na operação assistida, a conciliação de custos e posições fecha o ciclo entre proposta e execução. O piloto medirá tempo, completude da evidência, revisões, diferença entre custo estimado e executado e disposição a pagar. Um teste no Espírito Santo atende ao recorte do congresso, mas não permite presumir retenção de capital ou negócios no estado. O produto permanece em estágio de protótipo reprodutível: a janela de 2015 a 2025 descreve a amostra, e a avaliação prospectiva começa nos registros congelados, cujos hashes foram versionados e receberam data carimbada por terceiro.</w:t>
+        <w:t>A implantação começa pela definição de fontes, políticas, acessos e aprovadores. No piloto o sistema acompanha poucas carteiras sem enviar ordens, e os dossiês são confrontados com o processo vigente; a conciliação de custos e posições fecha o ciclo entre proposta e execução. O piloto medirá tempo, completude da evidência, revisões, divergência de custos e disposição a pagar. O produto permanece em protótipo reprodutível: a janela descreve a amostra, e a avaliação prospectiva começa nos registros congelados, com hashes versionados e data carimbada por terceiro.</w:t>
       </w:r>
     </w:p>
     <w:p>
@@ -7282,15 +7298,15 @@
         <w:pStyle w:val="Normal"/>
       </w:pPr>
       <w:r>
-        <w:t>No diagnóstico 2015–2025, os três perfis da política vigente superaram o CDI em oito de onze anos cada um, com quedas máximas escalonadas conforme o perfil; a incerteza amostral e a imputação parcial impedem tratar esses números como superioridade comprovada. Os resultados negativos são parte da contribuição: reselecionar com mais frequência não ajudou, o modelo de linguagem não acrescentou retorno, a alocação direta por texto produziu vetores aritmeticamente inconsistentes em parte dos anos e a própria busca de configurações se degradou ao ser ampliada, o que motivou a substituição da busca pela declaração. O conjunto justifica um sistema em que a regra calcula, a linguagem explica e uma pessoa responde.</w:t>
-      </w:r>
-    </w:p>
-    <w:p>
-      <w:pPr>
-        <w:pStyle w:val="Normal"/>
-      </w:pPr>
-      <w:r>
-        <w:t>A conclusão sustentada pela evidência é estreita. O artefato cria uma cadeia auditável e a utiliza para encontrar erros que alteram o próprio resultado, inclusive recusando um selo de reconciliação que os dados não sustentavam, e para medir o limite do próprio procedimento de seleção, declarando a política quando esse limite foi atingido. A viabilidade comercial depende de um piloto que meça ganho de tempo, completude documental, compreensão e disposição a pagar. A validade financeira exigirá uma base histórica reconciliável e observações posteriores aos registros congelados; a amostra confirmatória da política vigente começa no primeiro pregão de 2027. Até lá, o desempenho histórico permanece diagnóstico de desenvolvimento.</w:t>
+        <w:t>No diagnóstico 2015–2025, os três perfis superaram o caixa em oito de onze anos cada um, com quedas escalonadas conforme o perfil; a incerteza amostral e a imputação parcial impedem tratar isso como superioridade comprovada. Os negativos são parte da contribuição: reselecionar mais vezes não ajudou, o modelo de linguagem não acrescentou retorno, a alocação direta por texto saiu aritmeticamente inconsistente em parte dos anos e a própria busca se degradou ao ser ampliada. O conjunto justifica um sistema em que a regra calcula, a linguagem explica e uma pessoa responde.</w:t>
+      </w:r>
+    </w:p>
+    <w:p>
+      <w:pPr>
+        <w:pStyle w:val="Normal"/>
+      </w:pPr>
+      <w:r>
+        <w:t>A conclusão sustentada pela evidência é estreita. O artefato cria uma cadeia auditável e a usa para achar erros que alteram o próprio resultado — inclusive recusando um selo que os dados não sustentavam e trocando um caixa que não era comprável — e para medir o limite do próprio procedimento de seleção. A viabilidade comercial depende de um piloto que meça ganho de tempo, completude documental, compreensão e disposição a pagar. A validade financeira exigirá uma base histórica reconciliável e observações posteriores aos registros congelados; a amostra confirmatória da política vigente começa no primeiro pregão de 2027. Até lá, o desempenho histórico permanece diagnóstico de desenvolvimento.</w:t>
       </w:r>
     </w:p>
     <w:p>
@@ -7306,7 +7322,7 @@
         <w:pStyle w:val="Normal"/>
       </w:pPr>
       <w:r>
-        <w:t>O código, os testes, os manifestos e os arquivos de evidência estão em https://github.com/diegogallina1/benevente. A demonstração está em https://benevente-wealth-system.vercel.app/. O repositório documenta fontes, limitações e comandos de reprodução.</w:t>
+        <w:t>Código, testes, manifestos e arquivos de evidência estão em https://github.com/diegogallina1/benevente, com fontes, limitações e comandos de reprodução documentados. A demonstração está em https://benevente-wealth-system.vercel.app/.</w:t>
       </w:r>
     </w:p>
     <w:p>

--- a/outputs/Benevente_BTECH_Final.docx
+++ b/outputs/Benevente_BTECH_Final.docx
@@ -992,7 +992,7 @@
         <w:pStyle w:val="Normal"/>
       </w:pPr>
       <w:r>
-        <w:t>O sistema modela três parcelas de custo, deduzidas do retorno bruto.</w:t>
+        <w:t>Duas parcelas de custo são deduzidas do retorno bruto.</w:t>
       </w:r>
     </w:p>
     <w:p>
@@ -1024,14 +1024,15 @@
     <w:p>
       <w:pPr>
         <w:pStyle w:val="Normal"/>
-        <w:ind w:firstLine="0"/>
-        <w:numPr>
-          <w:ilvl w:val="0"/>
-          <w:numId w:val="1"/>
-        </w:numPr>
-      </w:pPr>
-      <w:r>
-        <w:t>Imposto de renda brasileiro, com 15% sobre ganho realizado em renda variável e 17,5% sobre renda fixa na faixa de 361 a 720 dias, cobrado no ano em que a revisão seguinte efetivamente realiza o ganho, e com liquidação integral assumida no último ano avaliado. Essa é a hipótese terminal conservadora, em vez de um diferimento indefinido que embelezaria a série.</w:t>
+      </w:pPr>
+      <w:r>
+        <w:t xml:space="preserve">O imposto de renda é modelado à parte e </w:t>
+      </w:r>
+      <w:r>
+        <w:t>não</w:t>
+      </w:r>
+      <w:r>
+        <w:t xml:space="preserve"> é deduzido: toda taxa anualizada neste artigo é bruta de imposto. O modelo aplica 15% sobre ganho realizado em renda variável e 17,5% sobre renda fixa de 361 a 720 dias, no ano da revisão que realiza o ganho, com liquidação integral no último ano — hipótese terminal conservadora, não diferimento indefinido.</w:t>
       </w:r>
     </w:p>
     <w:p>

--- a/outputs/Benevente_BTECH_Final.docx
+++ b/outputs/Benevente_BTECH_Final.docx
@@ -952,7 +952,7 @@
         <w:pStyle w:val="Normal"/>
       </w:pPr>
       <w:r>
-        <w:t>Desde agosto de 2026 o sistema opera sob uma política declarada. Em lugar de buscar a melhor configuração a cada ano, ela fixa três, uma por perfil, congeladas antes da avaliação prospectiva: o conservador aloca 35% do patrimônio em renda variável entre doze emissores; o equilibrado, 55% entre oito; o arrojado, 75% entre cinco. Em todos, um quinto do orçamento de renda variável fica num fundo negociado na B3 que replica o S&amp;P 500 em reais (IVVB11), definido pela política e não pelo escore, e o saldo permanece em caixa. A camada de proteção intranual atua apenas sobre a parcela doméstica, porque o sinal de estresse é calculado sobre o Ibovespa. O registro traz os hashes dos insumos, o assinante, o critério de falseamento e o início da amostra confirmatória, e nenhum parâmetro muda depois do congelamento sem nova versão e nova contagem. As Seções 4.1.1 e 4.1.2 documentam as duas revisões; a 5.1 traz o diagnóstico.</w:t>
+        <w:t>Desde agosto de 2026 o sistema opera sob uma política declarada. Em lugar de buscar a melhor configuração a cada ano, ela fixa três, congeladas antes da avaliação prospectiva: o conservador aloca 35% do patrimônio em renda variável entre doze emissores; o equilibrado, 55% entre oito; o arrojado, 75% entre cinco. Em todos, um quinto do orçamento de renda variável fica no IVVB11, fundo na B3 que replica o S&amp;P 500 em reais, definido pela política e não pelo escore; o saldo fica em caixa. A camada de proteção intranual atua apenas sobre a parcela doméstica, porque o sinal de estresse é calculado sobre o Ibovespa. O registro traz os hashes dos insumos, o assinante, o critério de falseamento e o início da amostra confirmatória, e nenhum parâmetro muda sem nova versão e nova contagem. Uma quarta versão (30/08/2026) acrescentou um degrau de 4%, fora desta avaliação. As Seções 4.1.1 e 4.1.2 documentam as duas revisões; a 5.1 traz o diagnóstico.</w:t>
       </w:r>
     </w:p>
     <w:p>
@@ -992,7 +992,7 @@
         <w:pStyle w:val="Normal"/>
       </w:pPr>
       <w:r>
-        <w:t>Duas parcelas de custo são deduzidas do retorno bruto.</w:t>
+        <w:t>Duas parcelas de custo são deduzidas do retorno bruto:</w:t>
       </w:r>
     </w:p>
     <w:p>
@@ -1032,7 +1032,7 @@
         <w:t>não</w:t>
       </w:r>
       <w:r>
-        <w:t xml:space="preserve"> é deduzido: toda taxa anualizada neste artigo é bruta de imposto. O modelo aplica 15% sobre ganho realizado em renda variável e 17,5% sobre renda fixa de 361 a 720 dias, no ano da revisão que realiza o ganho, com liquidação integral no último ano — hipótese terminal conservadora, não diferimento indefinido.</w:t>
+        <w:t xml:space="preserve"> deduzido: toda taxa anualizada aqui é bruta de imposto. O modelo aplica 15% sobre ganho em renda variável e 17,5% sobre renda fixa de 361 a 720 dias, no ano da revisão que realiza o ganho, com liquidação integral no último ano.</w:t>
       </w:r>
     </w:p>
     <w:p>

--- a/outputs/Benevente_BTECH_Final.docx
+++ b/outputs/Benevente_BTECH_Final.docx
@@ -952,7 +952,7 @@
         <w:pStyle w:val="Normal"/>
       </w:pPr>
       <w:r>
-        <w:t>Desde agosto de 2026 o sistema opera sob uma política declarada. Em lugar de buscar a melhor configuração a cada ano, ela fixa três, congeladas antes da avaliação prospectiva: o conservador aloca 35% do patrimônio em renda variável entre doze emissores; o equilibrado, 55% entre oito; o arrojado, 75% entre cinco. Em todos, um quinto do orçamento de renda variável fica no IVVB11, fundo na B3 que replica o S&amp;P 500 em reais, definido pela política e não pelo escore; o saldo fica em caixa. A camada de proteção intranual atua apenas sobre a parcela doméstica, porque o sinal de estresse é calculado sobre o Ibovespa. O registro traz os hashes dos insumos, o assinante, o critério de falseamento e o início da amostra confirmatória, e nenhum parâmetro muda sem nova versão e nova contagem. Uma quarta versão (30/08/2026) acrescentou um degrau de 4%, fora desta avaliação. As Seções 4.1.1 e 4.1.2 documentam as duas revisões; a 5.1 traz o diagnóstico.</w:t>
+        <w:t>Desde agosto de 2026 o sistema opera sob uma política declarada. Em lugar de buscar a melhor configuração a cada ano, ela fixa três, congeladas antes da avaliação prospectiva: o conservador aloca 35% do patrimônio em renda variável entre doze emissores; o equilibrado, 55% entre oito; o arrojado, 75% entre cinco. Em todos, um quinto do orçamento de renda variável fica no IVVB11, fundo na B3 que replica o S&amp;P 500 em reais, definido pela política e não pelo escore; o saldo fica em caixa. A camada de proteção intranual atua apenas sobre a parcela doméstica, porque o sinal de estresse é calculado sobre o Ibovespa. O registro traz os hashes dos insumos, o assinante, o critério de falseamento e o início da amostra confirmatória, e nenhum parâmetro muda sem nova versão. A quarta versão acrescentou um degrau de 4%, fora desta avaliação: a série de 2026 dele é reconstrução, não acompanhamento. As Seções 4.1.1 e 4.1.2 documentam as duas revisões; a 5.1 traz o diagnóstico.</w:t>
       </w:r>
     </w:p>
     <w:p>
@@ -1214,7 +1214,7 @@
         <w:pStyle w:val="Normal"/>
       </w:pPr>
       <w:r>
-        <w:t>Três referências foram calculadas de forma independente.</w:t>
+        <w:t>Três referências foram calculadas independentemente.</w:t>
       </w:r>
     </w:p>
     <w:p>
@@ -1261,7 +1261,7 @@
         <w:pStyle w:val="Normal"/>
       </w:pPr>
       <w:r>
-        <w:t>O último comparador merece nota: em uma versão anterior, a série rotulada como MVO era numericamente idêntica à estratégia, ou seja, a estratégia estava sendo comparada a si mesma. O defeito foi encontrado na auditoria interna e corrigido com uma implementação independente, que passou a produzir resultados distintos, inclusive desfavoráveis à estratégia em um dos onze anos. Todos os comparadores usam as mesmas datas de início e fim da carteira.</w:t>
+        <w:t>O último comparador merece nota: em uma versão anterior, a série rotulada como MVO era numericamente idêntica à estratégia, que assim se comparava a si mesma. O defeito foi encontrado na auditoria interna e corrigido com uma implementação independente, que passou a produzir resultados distintos, inclusive desfavoráveis à estratégia em um dos onze anos. Todos os comparadores usam as mesmas datas de início e fim da carteira.</w:t>
       </w:r>
     </w:p>
     <w:p>
@@ -1317,7 +1317,7 @@
         <w:pStyle w:val="Normal"/>
       </w:pPr>
       <w:r>
-        <w:t>A linhagem tem quatro registros: o módulo de seleção anual, em 16 de agosto de 2026; a camada de proteção e o protocolo de acompanhamento, depois das respectivas mudanças; a política por perfil, em 25 de agosto; e a revisão do instrumento de caixa, em 26 de agosto, que é a que governa decisões futuras. Extensões não herdam a data dos registros anteriores. Para sustentar uma conclusão prospectiva, cada perfil precisa superar o próprio caixa declarado e o Ibovespa após custos e tributos, respeitar o critério de falseamento do registro e acumular ao menos três decisões anuais completas posteriores ao congelamento; a amostra confirmatória começa no primeiro pregão de 2027. Nenhuma observação prospectiva havia sido consumida quando a versão 3 substituiu a 2, e por isso a contagem não recomeçou — se já tivesse sido, teria recomeçado. Não existe resultado prospectivo na data deste artigo: a carteira de janeiro de 2026 antecede os registros e é carteira-sombra.</w:t>
+        <w:t>A linhagem tem cinco registros: o módulo de seleção anual, em 16 de agosto de 2026; a camada de proteção e o protocolo de acompanhamento, após as respectivas mudanças; a política por perfil, em 25 de agosto; a revisão do caixa, em 26 de agosto, que governa esta avaliação; e o quarto degrau, em 30 de agosto, que rege decisões futuras. Extensões não herdam a data dos registros anteriores. Para sustentar uma conclusão prospectiva, cada perfil precisa superar o próprio caixa declarado e o Ibovespa após custos e tributos, respeitar o critério de falseamento do registro e acumular ao menos três decisões anuais completas posteriores ao congelamento; a amostra confirmatória começa no primeiro pregão de 2027. Nenhuma observação prospectiva havia sido consumida quando a versão 3 substituiu a 2, e por isso a contagem não recomeçou — se já tivesse sido, teria recomeçado. Não existe resultado prospectivo na data deste artigo: a carteira de janeiro de 2026 antecede os registros e é carteira-sombra.</w:t>
       </w:r>
     </w:p>
     <w:p>

--- a/outputs/Benevente_BTECH_Final.docx
+++ b/outputs/Benevente_BTECH_Final.docx
@@ -59,7 +59,7 @@
         <w:ind w:firstLine="0"/>
       </w:pPr>
       <w:r>
-        <w:t>Decisões de carteira precisam permanecer explicáveis depois de executadas. Este trabalho constrói e avalia o Benevente, um sistema que registra, para cada decisão, os dados admitidos, a regra quantitativa vigente, a carteira proposta, a explicação e a aprovação humana. A pesquisa segue design science e combina testes funcionais, auditoria adversarial e diagnóstico sequencial de onze decisões anuais entre 2015 e 2025. A política vigente declara três perfis, do conservador ao arrojado, com orçamento de renda variável, número de emissores e fração internacional congelados em registro público antes do período confirmatório, que começa em 2027. A declaração substituiu a busca de configurações depois de um experimento controlado: ampliar a seleção aninhada de 36 para 256 candidatos, com insumos idênticos, reduziu o retorno realizado em 2,63 pontos percentuais ao ano e levou o índice de Sharpe deflacionado de 0,957 a 0,777, abaixo do limiar de significância. Versão posterior trocou o caixa modelado por um instrumento comprável, e o retorno de cada perfil caiu entre 0,07 e 0,17 ponto ao ano (Seção 4.1.2). A auditoria dimensionou a dependência de proventos imputados, 13,9% da exposição acumulada a ações, recusou o selo de reconciliação externa após comparar 54 de 56 observações ativo-ano com a fonte primária, e manteve os intervalos de 95% do excesso cruzando zero contra caixa e Ibovespa. Os retornos históricos são, portanto, diagnóstico de desenvolvimento, não validação comercial. O modelo de linguagem não demonstrou ganho de retorno e permanece restrito à explicação. A contribuição é um fluxo verificável que separa dado, cálculo, linguagem e responsabilidade.</w:t>
+        <w:t>Decisões de carteira precisam permanecer explicáveis depois de executadas. Este trabalho constrói e avalia o Benevente, um sistema que registra, para cada decisão, os dados admitidos, a regra quantitativa vigente, a carteira proposta, a explicação e a aprovação humana. A pesquisa segue design science e combina testes funcionais, auditoria adversarial e diagnóstico sequencial de onze decisões anuais entre 2015 e 2025. A política avaliada declara três perfis, do conservador ao arrojado, com orçamento de renda variável, número de emissores e fração internacional congelados em registro público antes do período confirmatório, que começa em 2027. A declaração substituiu a busca de configurações depois de um experimento controlado: ampliar a seleção aninhada de 36 para 256 candidatos, com insumos idênticos, reduziu o retorno realizado em 2,63 pontos percentuais ao ano e levou o índice de Sharpe deflacionado de 0,957 a 0,777, abaixo do limiar de significância. Versão posterior trocou o caixa modelado por um instrumento comprável, e o retorno de cada perfil caiu entre 0,07 e 0,17 ponto ao ano (Seção 4.1.2). A auditoria dimensionou a dependência de proventos imputados, 13,9% da exposição acumulada a ações, e removê-los deixa o retorno em 16,55% ao ano, ainda acima do Ibovespa; recusou o selo de reconciliação externa após comparar 54 de 56 observações ativo-ano com a fonte primária, e manteve os intervalos de 95% do excesso cruzando zero contra caixa e Ibovespa. Os retornos históricos são, portanto, diagnóstico de desenvolvimento, não validação comercial. O modelo de linguagem não demonstrou ganho de retorno e permanece restrito à explicação. A contribuição não é a trilha de auditoria, e sim ligá-la a um protocolo congelado com critério de falseamento declarado.</w:t>
       </w:r>
     </w:p>
     <w:p>
@@ -91,7 +91,7 @@
         <w:pStyle w:val="Normal"/>
       </w:pPr>
       <w:r>
-        <w:t>O problema é operacional: a recomendação é produzida hoje e defendida anos depois; sem preservar dado admitido, versão da regra e aprovação, a justificativa posterior incorpora informação que não existia. O Benevente produz proposta e registro verificável no mesmo fluxo. Intensidade do problema e disposição a pagar ainda dependem de piloto; o artigo não presume impacto regional nem demanda.</w:t>
+        <w:t>O problema é operacional: a recomendação é produzida hoje e defendida anos depois; sem preservar dado, versão da regra e aprovação, a justificativa posterior incorpora informação que não existia. O Benevente produz proposta e registro verificável no mesmo fluxo.</w:t>
       </w:r>
     </w:p>
     <w:p>
@@ -112,7 +112,7 @@
         </w:numPr>
       </w:pPr>
       <w:r>
-        <w:t>Quais dados existiam naquela data: um balanço republicado em 2024 não pode aparecer como disponível em janeiro de 2023, e sem controle de data de recebimento a justificativa fica contaminada por informação que ninguém tinha.</w:t>
+        <w:t>Quais dados existiam naquela data: um balanço republicado em 2024 não pode aparecer como disponível em janeiro de 2023, e sem data de recebimento a justificativa incorpora informação que ninguém tinha.</w:t>
       </w:r>
     </w:p>
     <w:p>
@@ -138,7 +138,7 @@
         </w:numPr>
       </w:pPr>
       <w:r>
-        <w:t>Quem aprovou: decisão sem responsável identificado não é auditável, e automação sem aprovação humana desloca a responsabilidade para um sistema que não pode respondê-la.</w:t>
+        <w:t>Quem aprovou: decisão sem responsável não é auditável, e automação sem aprovação humana desloca a responsabilidade para um sistema que não pode respondê-la.</w:t>
       </w:r>
     </w:p>
     <w:p>
@@ -162,7 +162,7 @@
         <w:pStyle w:val="Normal"/>
       </w:pPr>
       <w:r>
-        <w:t>O objetivo é construir e avaliar um artefato B2B que transforme cada recomendação em documento verificável, pelo método do design science: identificar o problema, explicitar requisitos, construir e avaliar por utilidade, qualidade e evidência (Hevner et al., 2004; Peffers et al., 2007). A avaliação combina testes, inspeção das fontes, busca deliberada de erros e diagnóstico histórico. A contribuição reúne um protocolo reexecutável e um fluxo que preserva quem decidiu, com qual informação e política. O retorno passado mede o comportamento do protótipo, não sua utilidade nem o desempenho futuro.</w:t>
+        <w:t>O objetivo é construir e avaliar um artefato B2B que transforme cada recomendação em documento verificável, pelo método do design science: identificar o problema, explicitar requisitos, construir e avaliar por utilidade, qualidade e evidência (Hevner et al., 2004; Peffers et al., 2007). A avaliação combina testes, inspeção das fontes, busca deliberada de erros e diagnóstico histórico. A contribuição não é a trilha de auditoria com hash e separação de papéis, que já é padrão, e sim ligá-la a um protocolo congelado antes do período avaliado, com critério de falseamento e início da amostra confirmatória declarados. Trilhas registram o que houve; esta se compromete de antemão com o que contaria como fracasso. O retorno passado mede o comportamento do protótipo, não sua utilidade nem o desempenho futuro.</w:t>
       </w:r>
     </w:p>
     <w:p>
@@ -1301,7 +1301,7 @@
         <w:pStyle w:val="Normal"/>
       </w:pPr>
       <w:r>
-        <w:t>A reconstrução de retorno total combina 497 séries; em 139 delas a distribuição de proventos precisou ser imputada por falta de cobertura do provedor. Como uma série problemática pode nunca entrar na carteira, a auditoria cruzou, por ano, a política escolhida, os pesos e o tipo de reconstrução de cada série, e mede a parcela da exposição acumulada a ações que dependeu de provento imputado. Dois testes de sensibilidade complementam a inspeção: a reamostragem conjunta dos vetores anuais de estratégia e comparadores, com 100 mil amostras e semente registrada, que mede estabilidade interna sem criar crises novas; e perdas hipotéticas de 10, 25, 50 e 100 pontos percentuais aplicadas somente à parcela investida em séries imputadas, que mostram quanto o resultado depende dessa hipótese.</w:t>
+        <w:t>A reconstrução de retorno total combina 497 séries; em 139 delas a distribuição de proventos precisou ser imputada por falta de cobertura do provedor. Como uma série problemática pode nunca entrar na carteira, a auditoria cruzou por ano a política, os pesos e o tipo de reconstrução, e mede a parcela da exposição a ações que dependeu de provento imputado. Três testes de sensibilidade complementam a inspeção: a reamostragem conjunta dos vetores anuais, com 100 mil amostras e semente registrada, que mede estabilidade interna sem criar crises novas; perdas hipotéticas aplicadas apenas à parcela investida em séries imputadas; e a remoção dessas séries, com o orçamento delas no caixa e a contribuição medida de cada posição.</w:t>
       </w:r>
     </w:p>
     <w:p>
@@ -3843,7 +3843,7 @@
         <w:pStyle w:val="Normal"/>
       </w:pPr>
       <w:r>
-        <w:t>Aplicar uma perda adicional de 10 pontos percentuais apenas à parcela imputada reduz o retorno anualizado de 17,86% para 16,78%; com 25 pontos, para 15,11%; com 50, para 12,16%; com 100, para 5,41%. A carteira deixa de superar o Ibovespa quando a penalização chega a cerca de 53 pontos percentuais, e o CDI, perto de 70. O teste mostra margem econômica, mas não repara o dado: como metade da carteira de 2020 dependeu de séries imputadas, o retorno histórico permanece diagnóstico até a reconciliação em fonte primária.</w:t>
+        <w:t>Penalizar apenas a parcela imputada em 10 pontos percentuais reduz o retorno anualizado de 17,86% para 16,78%; a carteira deixa de superar o Ibovespa perto de 53 pontos de penalização, e o CDI, perto de 70. Um teste mais direto remove as séries imputadas e aplica o orçamento delas no caixa, usando a contribuição medida de cada posição: o retorno cai para 16,55%, ainda acima do Ibovespa e do CDI. A dependência se concentra em dois anos, 2021, que perde 14,7 pontos, e 2020, que passa de +1,78% para −0,51%. Como o alocador teria escolhido outro papel, e não caixa, 16,55% é piso. Nada disso repara o dado.</w:t>
       </w:r>
     </w:p>
     <w:p>
@@ -5382,7 +5382,7 @@
         <w:pStyle w:val="Normal"/>
       </w:pPr>
       <w:r>
-        <w:t>Proteção intranual concebida depois da Covid-19. A camada de proteção reduz a exposição após estresse de queda e volatilidade do Ibovespa. No histórico da série de desenvolvimento, a queda máxima recuou de 47,8% para 28,7%. A configuração escolhida somente com 2015–2018 também elevou o retorno anualizado de 17,86% para 18,45%, mas a diferença anual de retorno em 2019–2025 não foi detectável (p = 0,964). Para R$ 100 mil, a estimativa agregada do imposto incremental das reduções foi de R$ 2.195, levando o valor terminal estimado de R$ 643.774 para R$ 634.531, antes da tributação já pertencente à revisão anual. A camada integra a política declarada da Seção 3.4; sua evidência histórica permanece retrospectiva.</w:t>
+        <w:t>Proteção intranual concebida depois da Covid-19, com parâmetros escolhidos apenas em 2015–2018. Fora dessa janela, em 2019–2025, a diferença anual de retorno não foi detectável (p = 0,964): o efeito medido é de queda, não de retorno. No histórico completo a queda máxima recuou de 47,8% para 28,7% e o retorno anualizado subiu de 17,86% para 18,45%, e a Tabela 2 mantém as duas séries separadas para que a camada não se confunda com a seleção. Para R$ 100 mil, o imposto incremental das reduções foi de R$ 2.195, levando o valor terminal de R$ 643.774 para R$ 634.531. A camada integra a política declarada da Seção 3.4.</w:t>
       </w:r>
     </w:p>
     <w:p>
@@ -6533,7 +6533,7 @@
         <w:pStyle w:val="Normal"/>
       </w:pPr>
       <w:r>
-        <w:t>O produto foi concebido para escritórios de investimento, consultorias, gestores patrimoniais e escritórios multifamiliares. A política aplicada, os dados e seus hashes, a elegibilidade, os pesos, as ordens, o custo estimado e a aprovação permanecem ligados à mesma decisão, o que reduz o tempo de reconstrução e permite responder por que um papel entrou e por que outro ficou de fora. O valor a testar está na consistência do processo e na capacidade de revisão, não em promessa de superar o mercado.</w:t>
+        <w:t>O produto foi concebido para escritórios de investimento, consultorias e gestores patrimoniais. A política aplicada, os dados e seus hashes, a elegibilidade, os pesos, as ordens, o custo estimado e a aprovação permanecem ligados à mesma decisão, o que reduz o tempo de reconstrução e permite responder por que um papel entrou e por que outro ficou de fora. O valor a testar está na consistência do processo e na revisão, não em promessa de superar o mercado.</w:t>
       </w:r>
     </w:p>
     <w:p>
@@ -6549,7 +6549,7 @@
         <w:pStyle w:val="Normal"/>
       </w:pPr>
       <w:r>
-        <w:t>O uso começa pelo perfil declarado adequado ao cliente. O usuário vê quais arquivos e demonstrações estavam disponíveis e quais passaram na validação; a triagem mostra aprovados e reprovados com o respectivo motivo; a carteira candidata apresenta pesos, parcela defensiva, custo e comparação com CDI, Ibovespa e MVO. O profissional revisa a tese, registra riscos, aprova ou rejeita a proposta e informa a justificativa, e o dossiê final reúne esse percurso com a versão da regra.</w:t>
+        <w:t>O uso começa pelo perfil declarado adequado ao cliente. O usuário vê quais arquivos estavam disponíveis e quais passaram na validação; a triagem mostra aprovados e reprovados com o motivo; a carteira candidata apresenta pesos, parcela defensiva, custo e comparação com CDI, Ibovespa e MVO. O profissional revisa a tese, registra riscos, aprova ou rejeita e justifica; o dossiê reúne esse percurso com a versão da regra.</w:t>
       </w:r>
     </w:p>
     <w:p>
@@ -6565,7 +6565,7 @@
         <w:pStyle w:val="Normal"/>
       </w:pPr>
       <w:r>
-        <w:t>A implantação começa pela definição de fontes, políticas, acessos e aprovadores. No piloto o sistema acompanha poucas carteiras sem enviar ordens, e os dossiês são confrontados com o processo vigente; a conciliação de custos e posições fecha o ciclo entre proposta e execução. O piloto medirá tempo, completude da evidência, revisões, divergência de custos e disposição a pagar. O produto permanece em protótipo reprodutível: a janela descreve a amostra, e a avaliação prospectiva começa nos registros congelados, com hashes versionados e data carimbada por terceiro.</w:t>
+        <w:t>A implantação começa por fontes, políticas, acessos e aprovadores. No piloto o sistema acompanha poucas carteiras sem enviar ordens, e os dossiês são confrontados com o processo vigente; a conciliação de custos e posições fecha o ciclo. O piloto medirá tempo, completude da evidência, revisões, divergência de custos e disposição a pagar; é lá que a intensidade do problema se mede. O produto permanece em protótipo, com hashes versionados e data carimbada por terceiro.</w:t>
       </w:r>
     </w:p>
     <w:p>
@@ -7243,15 +7243,15 @@
         <w:pStyle w:val="Normal"/>
       </w:pPr>
       <w:r>
-        <w:t>A segunda limitação está nos dados. A página atual da B3 respondeu para 95,6% das séries consultadas, percentual que mede resposta do serviço, não completude histórica; a reconstrução das posições mantidas encontrou sete diferenças materiais em 54 comparações e duas observações sem resposta. Papéis sem cobertura completa recebem, em casos identificados, distribuição imputada pela mediana transversal do ano, fragilidade que atingiu 13,9% da exposição acumulada a ações e 50% da carteira de 2020. O arquivo novo melhora a auditabilidade porque permite reprovar a própria reconciliação; não transforma a curva em evidência institucional.</w:t>
-      </w:r>
-    </w:p>
-    <w:p>
-      <w:pPr>
-        <w:pStyle w:val="Normal"/>
-      </w:pPr>
-      <w:r>
-        <w:t>A terceira é econômica. Na série de desenvolvimento, a queda máxima diária chegou a 47,8%, ligeiramente pior que os 47,0% do Ibovespa; a camada de proteção reduziu essa marca retrospectiva para 28,7%, mas foi concebida depois da Covid-19 e ainda não demonstrou benefício prospectivo; o imposto de renda variável é apurado por ativo e custo médio; resta conciliar com notas de corretagem. A política vigente limita a exposição por perfil, com quedas máximas retrospectivas entre 9,2% e 28,9%, mas seus parâmetros também foram definidos com conhecimento da amostra e só a janela confirmatória poderá qualificá-los.</w:t>
+        <w:t>A segunda limitação está nos dados. A página atual da B3 respondeu para 95,6% das séries consultadas, percentual que mede resposta do serviço, não completude histórica; a reconstrução das posições mantidas encontrou sete diferenças materiais em 54 comparações e duas observações sem resposta. Papéis sem cobertura completa recebem distribuição imputada pela mediana transversal do ano; a Seção 5.2 mede o alcance e o efeito disso. O arquivo novo melhora a auditabilidade porque permite reprovar a própria reconciliação; não transforma a curva em evidência institucional.</w:t>
+      </w:r>
+    </w:p>
+    <w:p>
+      <w:pPr>
+        <w:pStyle w:val="Normal"/>
+      </w:pPr>
+      <w:r>
+        <w:t>A terceira é econômica. Na série de desenvolvimento a queda máxima chegou a 47,8%, pior que os 47,0% do Ibovespa; a camada reduziu essa marca para 28,7%, mas foi concebida depois da Covid-19 (Seção 5.5); o imposto de renda variável é apurado por ativo e custo médio, e resta conciliar com notas de corretagem. A política limita a exposição por perfil, com quedas máximas retrospectivas entre 9,2% e 28,9%, mas seus parâmetros também foram definidos com conhecimento da amostra.</w:t>
       </w:r>
     </w:p>
     <w:p>

--- a/outputs/Benevente_BTECH_Final.docx
+++ b/outputs/Benevente_BTECH_Final.docx
@@ -59,7 +59,7 @@
         <w:ind w:firstLine="0"/>
       </w:pPr>
       <w:r>
-        <w:t>Decisões de carteira precisam permanecer explicáveis depois de executadas. Este trabalho constrói e avalia o Benevente, um sistema que registra, para cada decisão, os dados admitidos, a regra quantitativa vigente, a carteira proposta, a explicação e a aprovação humana. A pesquisa segue design science e combina testes funcionais, auditoria adversarial e diagnóstico sequencial de onze decisões anuais entre 2015 e 2025. A política avaliada declara três perfis, do conservador ao arrojado, com orçamento de renda variável, número de emissores e fração internacional congelados em registro público antes do período confirmatório, que começa em 2027. A declaração substituiu a busca de configurações depois de um experimento controlado: ampliar a seleção aninhada de 36 para 256 candidatos, com insumos idênticos, reduziu o retorno realizado em 2,63 pontos percentuais ao ano e levou o índice de Sharpe deflacionado de 0,957 a 0,777, abaixo do limiar de significância. Versão posterior trocou o caixa modelado por um instrumento comprável, e o retorno de cada perfil caiu entre 0,07 e 0,17 ponto ao ano (Seção 4.1.2). A auditoria dimensionou a dependência de proventos imputados, 13,9% da exposição acumulada a ações, e removê-los deixa o retorno em 16,55% ao ano, ainda acima do Ibovespa; recusou o selo de reconciliação externa após comparar 54 de 56 observações ativo-ano com a fonte primária, e manteve os intervalos de 95% do excesso cruzando zero contra caixa e Ibovespa. Os retornos históricos são, portanto, diagnóstico de desenvolvimento, não validação comercial. O modelo de linguagem não demonstrou ganho de retorno e permanece restrito à explicação. A contribuição não é a trilha de auditoria, e sim ligá-la a um protocolo congelado com critério de falseamento declarado.</w:t>
+        <w:t>Decisões de carteira precisam permanecer explicáveis depois de executadas. Este trabalho constrói e avalia o Benevente, um sistema que registra, para cada decisão, os dados admitidos, a regra quantitativa vigente, a carteira proposta, a explicação e a aprovação humana. A pesquisa segue design science e combina testes funcionais, auditoria adversarial e diagnóstico sequencial de onze decisões anuais entre 2015 e 2025. A política avaliada declara quatro perfis, do ultraconservador ao arrojado, com orçamento de renda variável, número de emissores e fração internacional congelados em registro público antes do período confirmatório, que começa em 2027. A declaração substituiu a busca de configurações depois de um experimento controlado: ampliar a seleção aninhada de 36 para 256 candidatos, com insumos idênticos, reduziu o retorno realizado em 2,63 pontos percentuais ao ano e levou o índice de Sharpe deflacionado de 0,957 a 0,777, abaixo do limiar de significância. Versão posterior trocou o caixa modelado por um instrumento comprável, e o retorno de cada perfil caiu entre 0,07 e 0,17 ponto ao ano (Seção 4.1.2). A auditoria dimensionou a dependência de proventos imputados, 13,9% da exposição acumulada a ações, e removê-los deixa o retorno em 16,55% ao ano, ainda acima do Ibovespa; recusou o selo de reconciliação externa após comparar 54 de 56 observações ativo-ano com a fonte primária, e manteve os intervalos de 95% do excesso cruzando zero contra caixa e Ibovespa. Os retornos históricos são, portanto, diagnóstico de desenvolvimento, não validação comercial. O modelo de linguagem não demonstrou ganho de retorno e permanece restrito à explicação. A contribuição não é a trilha de auditoria, e sim ligá-la a um protocolo congelado com critério de falseamento declarado.</w:t>
       </w:r>
     </w:p>
     <w:p>
@@ -944,15 +944,15 @@
         <w:pStyle w:val="Heading2"/>
       </w:pPr>
       <w:r>
-        <w:t>3.4 A POLÍTICA VIGENTE: TRÊS PERFIS DECLARADOS</w:t>
-      </w:r>
-    </w:p>
-    <w:p>
-      <w:pPr>
-        <w:pStyle w:val="Normal"/>
-      </w:pPr>
-      <w:r>
-        <w:t>Desde agosto de 2026 o sistema opera sob uma política declarada. Em lugar de buscar a melhor configuração a cada ano, ela fixa três, congeladas antes da avaliação prospectiva: o conservador aloca 35% do patrimônio em renda variável entre doze emissores; o equilibrado, 55% entre oito; o arrojado, 75% entre cinco. Em todos, um quinto do orçamento de renda variável fica no IVVB11, fundo na B3 que replica o S&amp;P 500 em reais, definido pela política e não pelo escore; o saldo fica em caixa. A camada de proteção intranual atua apenas sobre a parcela doméstica, porque o sinal de estresse é calculado sobre o Ibovespa. O registro traz os hashes dos insumos, o assinante, o critério de falseamento e o início da amostra confirmatória, e nenhum parâmetro muda sem nova versão. A quarta versão acrescentou um degrau de 4%, fora desta avaliação: a série de 2026 dele é reconstrução, não acompanhamento. As Seções 4.1.1 e 4.1.2 documentam as duas revisões; a 5.1 traz o diagnóstico.</w:t>
+        <w:t>3.4 A POLÍTICA VIGENTE: QUATRO PERFIS DECLARADOS</w:t>
+      </w:r>
+    </w:p>
+    <w:p>
+      <w:pPr>
+        <w:pStyle w:val="Normal"/>
+      </w:pPr>
+      <w:r>
+        <w:t>Desde agosto de 2026 o sistema opera sob uma política declarada. Em vez da busca anual, ela fixa quatro carteiras, congeladas antes da avaliação prospectiva: o ultraconservador aloca 4% do patrimônio em renda variável entre doze emissores; o conservador, 35% entre doze; o equilibrado, 55% entre oito; o arrojado, 75% entre cinco. Em todos, um quinto do orçamento de renda variável fica no IVVB11, fundo na B3 que replica o S&amp;P 500 em reais, definido pela política e não pelo escore; o saldo fica em caixa. A camada de proteção intranual atua apenas sobre a parcela doméstica, porque o sinal de estresse é calculado sobre o Ibovespa. O registro traz os hashes dos insumos, o assinante, o critério de falseamento e o início da amostra confirmatória, e nenhum parâmetro muda sem nova versão. O ultraconservador foi declarado em 30 de agosto de 2026, quatro dias depois dos outros três, e a amostra confirmatória dos quatro começa junto, em 2027. As séries de 2026 são reconstruções de agosto, com a política aplicada retroativamente a 2 de janeiro com os dados de então; nenhuma foi acompanhada desde janeiro. As Seções 4.1.1 e 4.1.2 documentam as duas revisões; a 5.1 traz o diagnóstico.</w:t>
       </w:r>
     </w:p>
     <w:p>
@@ -1301,7 +1301,7 @@
         <w:pStyle w:val="Normal"/>
       </w:pPr>
       <w:r>
-        <w:t>A reconstrução de retorno total combina 497 séries; em 139 delas a distribuição de proventos precisou ser imputada por falta de cobertura do provedor. Como uma série problemática pode nunca entrar na carteira, a auditoria cruzou por ano a política, os pesos e o tipo de reconstrução, e mede a parcela da exposição a ações que dependeu de provento imputado. Três testes de sensibilidade complementam a inspeção: a reamostragem conjunta dos vetores anuais, com 100 mil amostras e semente registrada, que mede estabilidade interna sem criar crises novas; perdas hipotéticas aplicadas apenas à parcela investida em séries imputadas; e a remoção dessas séries, com o orçamento delas no caixa e a contribuição medida de cada posição.</w:t>
+        <w:t>A reconstrução de retorno total combina 497 séries; em 139 delas a distribuição de proventos precisou ser imputada por falta de cobertura do provedor. A auditoria cruzou por ano a política, os pesos e o tipo de reconstrução, e mede a parcela da exposição a ações que dependeu de provento imputado. Três testes de sensibilidade complementam a inspeção: a reamostragem conjunta dos vetores anuais, com 100 mil amostras e semente registrada, que mede estabilidade interna sem criar crises novas; perdas hipotéticas aplicadas apenas à parcela investida em séries imputadas; e a remoção dessas séries, com o orçamento delas no caixa e a contribuição medida de cada posição.</w:t>
       </w:r>
     </w:p>
     <w:p>
@@ -1392,13 +1392,13 @@
         </w:tblBorders>
       </w:tblPr>
       <w:tblGrid>
-        <w:gridCol w:w="1072"/>
-        <w:gridCol w:w="1364"/>
+        <w:gridCol w:w="1479"/>
+        <w:gridCol w:w="1294"/>
         <w:gridCol w:w="900"/>
-        <w:gridCol w:w="1754"/>
-        <w:gridCol w:w="1169"/>
-        <w:gridCol w:w="1169"/>
-        <w:gridCol w:w="1632"/>
+        <w:gridCol w:w="1664"/>
+        <w:gridCol w:w="1109"/>
+        <w:gridCol w:w="1109"/>
+        <w:gridCol w:w="1505"/>
       </w:tblGrid>
       <w:tr>
         <w:trPr>
@@ -1407,7 +1407,7 @@
         </w:trPr>
         <w:tc>
           <w:tcPr>
-            <w:tcW w:type="dxa" w:w="1072"/>
+            <w:tcW w:type="dxa" w:w="1479"/>
             <w:vAlign w:val="center"/>
             <w:tcBorders>
               <w:bottom w:val="single" w:sz="8" w:color="000000"/>
@@ -1432,7 +1432,7 @@
         </w:tc>
         <w:tc>
           <w:tcPr>
-            <w:tcW w:type="dxa" w:w="1364"/>
+            <w:tcW w:type="dxa" w:w="1294"/>
             <w:vAlign w:val="center"/>
             <w:tcBorders>
               <w:bottom w:val="single" w:sz="8" w:color="000000"/>
@@ -1482,7 +1482,7 @@
         </w:tc>
         <w:tc>
           <w:tcPr>
-            <w:tcW w:type="dxa" w:w="1754"/>
+            <w:tcW w:type="dxa" w:w="1664"/>
             <w:vAlign w:val="center"/>
             <w:tcBorders>
               <w:bottom w:val="single" w:sz="8" w:color="000000"/>
@@ -1507,7 +1507,7 @@
         </w:tc>
         <w:tc>
           <w:tcPr>
-            <w:tcW w:type="dxa" w:w="1169"/>
+            <w:tcW w:type="dxa" w:w="1109"/>
             <w:vAlign w:val="center"/>
             <w:tcBorders>
               <w:bottom w:val="single" w:sz="8" w:color="000000"/>
@@ -1532,7 +1532,7 @@
         </w:tc>
         <w:tc>
           <w:tcPr>
-            <w:tcW w:type="dxa" w:w="1169"/>
+            <w:tcW w:type="dxa" w:w="1109"/>
             <w:vAlign w:val="center"/>
             <w:tcBorders>
               <w:bottom w:val="single" w:sz="8" w:color="000000"/>
@@ -1557,7 +1557,7 @@
         </w:tc>
         <w:tc>
           <w:tcPr>
-            <w:tcW w:type="dxa" w:w="1632"/>
+            <w:tcW w:type="dxa" w:w="1505"/>
             <w:vAlign w:val="center"/>
             <w:tcBorders>
               <w:bottom w:val="single" w:sz="8" w:color="000000"/>
@@ -1587,43 +1587,43 @@
         </w:trPr>
         <w:tc>
           <w:tcPr>
-            <w:tcW w:type="dxa" w:w="1072"/>
-            <w:vAlign w:val="center"/>
-          </w:tcPr>
-          <w:p>
-            <w:pPr>
-              <w:keepNext/>
-              <w:spacing w:line="240" w:lineRule="auto" w:after="0"/>
-              <w:ind w:firstLine="0"/>
-              <w:jc w:val="left"/>
-            </w:pPr>
-            <w:r>
-              <w:rPr>
-                <w:rFonts w:ascii="Times New Roman" w:hAnsi="Times New Roman"/>
-                <w:sz w:val="17"/>
-              </w:rPr>
-              <w:t>Conservador</w:t>
-            </w:r>
-          </w:p>
-        </w:tc>
-        <w:tc>
-          <w:tcPr>
-            <w:tcW w:type="dxa" w:w="1364"/>
-            <w:vAlign w:val="center"/>
-          </w:tcPr>
-          <w:p>
-            <w:pPr>
-              <w:keepNext/>
-              <w:spacing w:line="240" w:lineRule="auto" w:after="0"/>
-              <w:ind w:firstLine="0"/>
-              <w:jc w:val="left"/>
-            </w:pPr>
-            <w:r>
-              <w:rPr>
-                <w:rFonts w:ascii="Times New Roman" w:hAnsi="Times New Roman"/>
-                <w:sz w:val="17"/>
-              </w:rPr>
-              <w:t>35%</w:t>
+            <w:tcW w:type="dxa" w:w="1479"/>
+            <w:vAlign w:val="center"/>
+          </w:tcPr>
+          <w:p>
+            <w:pPr>
+              <w:keepNext/>
+              <w:spacing w:line="240" w:lineRule="auto" w:after="0"/>
+              <w:ind w:firstLine="0"/>
+              <w:jc w:val="left"/>
+            </w:pPr>
+            <w:r>
+              <w:rPr>
+                <w:rFonts w:ascii="Times New Roman" w:hAnsi="Times New Roman"/>
+                <w:sz w:val="17"/>
+              </w:rPr>
+              <w:t>Ultraconservador</w:t>
+            </w:r>
+          </w:p>
+        </w:tc>
+        <w:tc>
+          <w:tcPr>
+            <w:tcW w:type="dxa" w:w="1294"/>
+            <w:vAlign w:val="center"/>
+          </w:tcPr>
+          <w:p>
+            <w:pPr>
+              <w:keepNext/>
+              <w:spacing w:line="240" w:lineRule="auto" w:after="0"/>
+              <w:ind w:firstLine="0"/>
+              <w:jc w:val="left"/>
+            </w:pPr>
+            <w:r>
+              <w:rPr>
+                <w:rFonts w:ascii="Times New Roman" w:hAnsi="Times New Roman"/>
+                <w:sz w:val="17"/>
+              </w:rPr>
+              <w:t>4%</w:t>
             </w:r>
           </w:p>
         </w:tc>
@@ -1650,70 +1650,70 @@
         </w:tc>
         <w:tc>
           <w:tcPr>
-            <w:tcW w:type="dxa" w:w="1754"/>
-            <w:vAlign w:val="center"/>
-          </w:tcPr>
-          <w:p>
-            <w:pPr>
-              <w:keepNext/>
-              <w:spacing w:line="240" w:lineRule="auto" w:after="0"/>
-              <w:ind w:firstLine="0"/>
-              <w:jc w:val="left"/>
-            </w:pPr>
-            <w:r>
-              <w:rPr>
-                <w:rFonts w:ascii="Times New Roman" w:hAnsi="Times New Roman"/>
-                <w:sz w:val="17"/>
-              </w:rPr>
-              <w:t>12,51%</w:t>
-            </w:r>
-          </w:p>
-        </w:tc>
-        <w:tc>
-          <w:tcPr>
-            <w:tcW w:type="dxa" w:w="1169"/>
-            <w:vAlign w:val="center"/>
-          </w:tcPr>
-          <w:p>
-            <w:pPr>
-              <w:keepNext/>
-              <w:spacing w:line="240" w:lineRule="auto" w:after="0"/>
-              <w:ind w:firstLine="0"/>
-              <w:jc w:val="left"/>
-            </w:pPr>
-            <w:r>
-              <w:rPr>
-                <w:rFonts w:ascii="Times New Roman" w:hAnsi="Times New Roman"/>
-                <w:sz w:val="17"/>
-              </w:rPr>
-              <w:t>5,84%</w:t>
-            </w:r>
-          </w:p>
-        </w:tc>
-        <w:tc>
-          <w:tcPr>
-            <w:tcW w:type="dxa" w:w="1169"/>
-            <w:vAlign w:val="center"/>
-          </w:tcPr>
-          <w:p>
-            <w:pPr>
-              <w:keepNext/>
-              <w:spacing w:line="240" w:lineRule="auto" w:after="0"/>
-              <w:ind w:firstLine="0"/>
-              <w:jc w:val="left"/>
-            </w:pPr>
-            <w:r>
-              <w:rPr>
-                <w:rFonts w:ascii="Times New Roman" w:hAnsi="Times New Roman"/>
-                <w:sz w:val="17"/>
-              </w:rPr>
-              <w:t>−9,16%</w:t>
-            </w:r>
-          </w:p>
-        </w:tc>
-        <w:tc>
-          <w:tcPr>
-            <w:tcW w:type="dxa" w:w="1632"/>
+            <w:tcW w:type="dxa" w:w="1664"/>
+            <w:vAlign w:val="center"/>
+          </w:tcPr>
+          <w:p>
+            <w:pPr>
+              <w:keepNext/>
+              <w:spacing w:line="240" w:lineRule="auto" w:after="0"/>
+              <w:ind w:firstLine="0"/>
+              <w:jc w:val="left"/>
+            </w:pPr>
+            <w:r>
+              <w:rPr>
+                <w:rFonts w:ascii="Times New Roman" w:hAnsi="Times New Roman"/>
+                <w:sz w:val="17"/>
+              </w:rPr>
+              <w:t>9,73%</w:t>
+            </w:r>
+          </w:p>
+        </w:tc>
+        <w:tc>
+          <w:tcPr>
+            <w:tcW w:type="dxa" w:w="1109"/>
+            <w:vAlign w:val="center"/>
+          </w:tcPr>
+          <w:p>
+            <w:pPr>
+              <w:keepNext/>
+              <w:spacing w:line="240" w:lineRule="auto" w:after="0"/>
+              <w:ind w:firstLine="0"/>
+              <w:jc w:val="left"/>
+            </w:pPr>
+            <w:r>
+              <w:rPr>
+                <w:rFonts w:ascii="Times New Roman" w:hAnsi="Times New Roman"/>
+                <w:sz w:val="17"/>
+              </w:rPr>
+              <w:t>0,74%</w:t>
+            </w:r>
+          </w:p>
+        </w:tc>
+        <w:tc>
+          <w:tcPr>
+            <w:tcW w:type="dxa" w:w="1109"/>
+            <w:vAlign w:val="center"/>
+          </w:tcPr>
+          <w:p>
+            <w:pPr>
+              <w:keepNext/>
+              <w:spacing w:line="240" w:lineRule="auto" w:after="0"/>
+              <w:ind w:firstLine="0"/>
+              <w:jc w:val="left"/>
+            </w:pPr>
+            <w:r>
+              <w:rPr>
+                <w:rFonts w:ascii="Times New Roman" w:hAnsi="Times New Roman"/>
+                <w:sz w:val="17"/>
+              </w:rPr>
+              <w:t>−0,81%</w:t>
+            </w:r>
+          </w:p>
+        </w:tc>
+        <w:tc>
+          <w:tcPr>
+            <w:tcW w:type="dxa" w:w="1505"/>
             <w:vAlign w:val="center"/>
           </w:tcPr>
           <w:p>
@@ -1739,43 +1739,43 @@
         </w:trPr>
         <w:tc>
           <w:tcPr>
-            <w:tcW w:type="dxa" w:w="1072"/>
-            <w:vAlign w:val="center"/>
-          </w:tcPr>
-          <w:p>
-            <w:pPr>
-              <w:keepNext/>
-              <w:spacing w:line="240" w:lineRule="auto" w:after="0"/>
-              <w:ind w:firstLine="0"/>
-              <w:jc w:val="left"/>
-            </w:pPr>
-            <w:r>
-              <w:rPr>
-                <w:rFonts w:ascii="Times New Roman" w:hAnsi="Times New Roman"/>
-                <w:sz w:val="17"/>
-              </w:rPr>
-              <w:t>Equilibrado</w:t>
-            </w:r>
-          </w:p>
-        </w:tc>
-        <w:tc>
-          <w:tcPr>
-            <w:tcW w:type="dxa" w:w="1364"/>
-            <w:vAlign w:val="center"/>
-          </w:tcPr>
-          <w:p>
-            <w:pPr>
-              <w:keepNext/>
-              <w:spacing w:line="240" w:lineRule="auto" w:after="0"/>
-              <w:ind w:firstLine="0"/>
-              <w:jc w:val="left"/>
-            </w:pPr>
-            <w:r>
-              <w:rPr>
-                <w:rFonts w:ascii="Times New Roman" w:hAnsi="Times New Roman"/>
-                <w:sz w:val="17"/>
-              </w:rPr>
-              <w:t>55%</w:t>
+            <w:tcW w:type="dxa" w:w="1479"/>
+            <w:vAlign w:val="center"/>
+          </w:tcPr>
+          <w:p>
+            <w:pPr>
+              <w:keepNext/>
+              <w:spacing w:line="240" w:lineRule="auto" w:after="0"/>
+              <w:ind w:firstLine="0"/>
+              <w:jc w:val="left"/>
+            </w:pPr>
+            <w:r>
+              <w:rPr>
+                <w:rFonts w:ascii="Times New Roman" w:hAnsi="Times New Roman"/>
+                <w:sz w:val="17"/>
+              </w:rPr>
+              <w:t>Conservador</w:t>
+            </w:r>
+          </w:p>
+        </w:tc>
+        <w:tc>
+          <w:tcPr>
+            <w:tcW w:type="dxa" w:w="1294"/>
+            <w:vAlign w:val="center"/>
+          </w:tcPr>
+          <w:p>
+            <w:pPr>
+              <w:keepNext/>
+              <w:spacing w:line="240" w:lineRule="auto" w:after="0"/>
+              <w:ind w:firstLine="0"/>
+              <w:jc w:val="left"/>
+            </w:pPr>
+            <w:r>
+              <w:rPr>
+                <w:rFonts w:ascii="Times New Roman" w:hAnsi="Times New Roman"/>
+                <w:sz w:val="17"/>
+              </w:rPr>
+              <w:t>35%</w:t>
             </w:r>
           </w:p>
         </w:tc>
@@ -1796,76 +1796,76 @@
                 <w:rFonts w:ascii="Times New Roman" w:hAnsi="Times New Roman"/>
                 <w:sz w:val="17"/>
               </w:rPr>
-              <w:t>8</w:t>
-            </w:r>
-          </w:p>
-        </w:tc>
-        <w:tc>
-          <w:tcPr>
-            <w:tcW w:type="dxa" w:w="1754"/>
-            <w:vAlign w:val="center"/>
-          </w:tcPr>
-          <w:p>
-            <w:pPr>
-              <w:keepNext/>
-              <w:spacing w:line="240" w:lineRule="auto" w:after="0"/>
-              <w:ind w:firstLine="0"/>
-              <w:jc w:val="left"/>
-            </w:pPr>
-            <w:r>
-              <w:rPr>
-                <w:rFonts w:ascii="Times New Roman" w:hAnsi="Times New Roman"/>
-                <w:sz w:val="17"/>
-              </w:rPr>
-              <w:t>15,51%</w:t>
-            </w:r>
-          </w:p>
-        </w:tc>
-        <w:tc>
-          <w:tcPr>
-            <w:tcW w:type="dxa" w:w="1169"/>
-            <w:vAlign w:val="center"/>
-          </w:tcPr>
-          <w:p>
-            <w:pPr>
-              <w:keepNext/>
-              <w:spacing w:line="240" w:lineRule="auto" w:after="0"/>
-              <w:ind w:firstLine="0"/>
-              <w:jc w:val="left"/>
-            </w:pPr>
-            <w:r>
-              <w:rPr>
-                <w:rFonts w:ascii="Times New Roman" w:hAnsi="Times New Roman"/>
-                <w:sz w:val="17"/>
-              </w:rPr>
-              <w:t>10,51%</w:t>
-            </w:r>
-          </w:p>
-        </w:tc>
-        <w:tc>
-          <w:tcPr>
-            <w:tcW w:type="dxa" w:w="1169"/>
-            <w:vAlign w:val="center"/>
-          </w:tcPr>
-          <w:p>
-            <w:pPr>
-              <w:keepNext/>
-              <w:spacing w:line="240" w:lineRule="auto" w:after="0"/>
-              <w:ind w:firstLine="0"/>
-              <w:jc w:val="left"/>
-            </w:pPr>
-            <w:r>
-              <w:rPr>
-                <w:rFonts w:ascii="Times New Roman" w:hAnsi="Times New Roman"/>
-                <w:sz w:val="17"/>
-              </w:rPr>
-              <w:t>−17,86%</w:t>
-            </w:r>
-          </w:p>
-        </w:tc>
-        <w:tc>
-          <w:tcPr>
-            <w:tcW w:type="dxa" w:w="1632"/>
+              <w:t>12</w:t>
+            </w:r>
+          </w:p>
+        </w:tc>
+        <w:tc>
+          <w:tcPr>
+            <w:tcW w:type="dxa" w:w="1664"/>
+            <w:vAlign w:val="center"/>
+          </w:tcPr>
+          <w:p>
+            <w:pPr>
+              <w:keepNext/>
+              <w:spacing w:line="240" w:lineRule="auto" w:after="0"/>
+              <w:ind w:firstLine="0"/>
+              <w:jc w:val="left"/>
+            </w:pPr>
+            <w:r>
+              <w:rPr>
+                <w:rFonts w:ascii="Times New Roman" w:hAnsi="Times New Roman"/>
+                <w:sz w:val="17"/>
+              </w:rPr>
+              <w:t>12,34%</w:t>
+            </w:r>
+          </w:p>
+        </w:tc>
+        <w:tc>
+          <w:tcPr>
+            <w:tcW w:type="dxa" w:w="1109"/>
+            <w:vAlign w:val="center"/>
+          </w:tcPr>
+          <w:p>
+            <w:pPr>
+              <w:keepNext/>
+              <w:spacing w:line="240" w:lineRule="auto" w:after="0"/>
+              <w:ind w:firstLine="0"/>
+              <w:jc w:val="left"/>
+            </w:pPr>
+            <w:r>
+              <w:rPr>
+                <w:rFonts w:ascii="Times New Roman" w:hAnsi="Times New Roman"/>
+                <w:sz w:val="17"/>
+              </w:rPr>
+              <w:t>5,85%</w:t>
+            </w:r>
+          </w:p>
+        </w:tc>
+        <w:tc>
+          <w:tcPr>
+            <w:tcW w:type="dxa" w:w="1109"/>
+            <w:vAlign w:val="center"/>
+          </w:tcPr>
+          <w:p>
+            <w:pPr>
+              <w:keepNext/>
+              <w:spacing w:line="240" w:lineRule="auto" w:after="0"/>
+              <w:ind w:firstLine="0"/>
+              <w:jc w:val="left"/>
+            </w:pPr>
+            <w:r>
+              <w:rPr>
+                <w:rFonts w:ascii="Times New Roman" w:hAnsi="Times New Roman"/>
+                <w:sz w:val="17"/>
+              </w:rPr>
+              <w:t>−9,17%</w:t>
+            </w:r>
+          </w:p>
+        </w:tc>
+        <w:tc>
+          <w:tcPr>
+            <w:tcW w:type="dxa" w:w="1505"/>
             <w:vAlign w:val="center"/>
           </w:tcPr>
           <w:p>
@@ -1891,43 +1891,43 @@
         </w:trPr>
         <w:tc>
           <w:tcPr>
-            <w:tcW w:type="dxa" w:w="1072"/>
-            <w:vAlign w:val="center"/>
-          </w:tcPr>
-          <w:p>
-            <w:pPr>
-              <w:keepNext/>
-              <w:spacing w:line="240" w:lineRule="auto" w:after="0"/>
-              <w:ind w:firstLine="0"/>
-              <w:jc w:val="left"/>
-            </w:pPr>
-            <w:r>
-              <w:rPr>
-                <w:rFonts w:ascii="Times New Roman" w:hAnsi="Times New Roman"/>
-                <w:sz w:val="17"/>
-              </w:rPr>
-              <w:t>Arrojado</w:t>
-            </w:r>
-          </w:p>
-        </w:tc>
-        <w:tc>
-          <w:tcPr>
-            <w:tcW w:type="dxa" w:w="1364"/>
-            <w:vAlign w:val="center"/>
-          </w:tcPr>
-          <w:p>
-            <w:pPr>
-              <w:keepNext/>
-              <w:spacing w:line="240" w:lineRule="auto" w:after="0"/>
-              <w:ind w:firstLine="0"/>
-              <w:jc w:val="left"/>
-            </w:pPr>
-            <w:r>
-              <w:rPr>
-                <w:rFonts w:ascii="Times New Roman" w:hAnsi="Times New Roman"/>
-                <w:sz w:val="17"/>
-              </w:rPr>
-              <w:t>75%</w:t>
+            <w:tcW w:type="dxa" w:w="1479"/>
+            <w:vAlign w:val="center"/>
+          </w:tcPr>
+          <w:p>
+            <w:pPr>
+              <w:keepNext/>
+              <w:spacing w:line="240" w:lineRule="auto" w:after="0"/>
+              <w:ind w:firstLine="0"/>
+              <w:jc w:val="left"/>
+            </w:pPr>
+            <w:r>
+              <w:rPr>
+                <w:rFonts w:ascii="Times New Roman" w:hAnsi="Times New Roman"/>
+                <w:sz w:val="17"/>
+              </w:rPr>
+              <w:t>Equilibrado</w:t>
+            </w:r>
+          </w:p>
+        </w:tc>
+        <w:tc>
+          <w:tcPr>
+            <w:tcW w:type="dxa" w:w="1294"/>
+            <w:vAlign w:val="center"/>
+          </w:tcPr>
+          <w:p>
+            <w:pPr>
+              <w:keepNext/>
+              <w:spacing w:line="240" w:lineRule="auto" w:after="0"/>
+              <w:ind w:firstLine="0"/>
+              <w:jc w:val="left"/>
+            </w:pPr>
+            <w:r>
+              <w:rPr>
+                <w:rFonts w:ascii="Times New Roman" w:hAnsi="Times New Roman"/>
+                <w:sz w:val="17"/>
+              </w:rPr>
+              <w:t>55%</w:t>
             </w:r>
           </w:p>
         </w:tc>
@@ -1948,76 +1948,76 @@
                 <w:rFonts w:ascii="Times New Roman" w:hAnsi="Times New Roman"/>
                 <w:sz w:val="17"/>
               </w:rPr>
-              <w:t>5</w:t>
-            </w:r>
-          </w:p>
-        </w:tc>
-        <w:tc>
-          <w:tcPr>
-            <w:tcW w:type="dxa" w:w="1754"/>
-            <w:vAlign w:val="center"/>
-          </w:tcPr>
-          <w:p>
-            <w:pPr>
-              <w:keepNext/>
-              <w:spacing w:line="240" w:lineRule="auto" w:after="0"/>
-              <w:ind w:firstLine="0"/>
-              <w:jc w:val="left"/>
-            </w:pPr>
-            <w:r>
-              <w:rPr>
-                <w:rFonts w:ascii="Times New Roman" w:hAnsi="Times New Roman"/>
-                <w:sz w:val="17"/>
-              </w:rPr>
-              <w:t>19,87%</w:t>
-            </w:r>
-          </w:p>
-        </w:tc>
-        <w:tc>
-          <w:tcPr>
-            <w:tcW w:type="dxa" w:w="1169"/>
-            <w:vAlign w:val="center"/>
-          </w:tcPr>
-          <w:p>
-            <w:pPr>
-              <w:keepNext/>
-              <w:spacing w:line="240" w:lineRule="auto" w:after="0"/>
-              <w:ind w:firstLine="0"/>
-              <w:jc w:val="left"/>
-            </w:pPr>
-            <w:r>
-              <w:rPr>
-                <w:rFonts w:ascii="Times New Roman" w:hAnsi="Times New Roman"/>
-                <w:sz w:val="17"/>
-              </w:rPr>
-              <w:t>16,94%</w:t>
-            </w:r>
-          </w:p>
-        </w:tc>
-        <w:tc>
-          <w:tcPr>
-            <w:tcW w:type="dxa" w:w="1169"/>
-            <w:vAlign w:val="center"/>
-          </w:tcPr>
-          <w:p>
-            <w:pPr>
-              <w:keepNext/>
-              <w:spacing w:line="240" w:lineRule="auto" w:after="0"/>
-              <w:ind w:firstLine="0"/>
-              <w:jc w:val="left"/>
-            </w:pPr>
-            <w:r>
-              <w:rPr>
-                <w:rFonts w:ascii="Times New Roman" w:hAnsi="Times New Roman"/>
-                <w:sz w:val="17"/>
-              </w:rPr>
-              <w:t>−28,94%</w:t>
-            </w:r>
-          </w:p>
-        </w:tc>
-        <w:tc>
-          <w:tcPr>
-            <w:tcW w:type="dxa" w:w="1632"/>
+              <w:t>8</w:t>
+            </w:r>
+          </w:p>
+        </w:tc>
+        <w:tc>
+          <w:tcPr>
+            <w:tcW w:type="dxa" w:w="1664"/>
+            <w:vAlign w:val="center"/>
+          </w:tcPr>
+          <w:p>
+            <w:pPr>
+              <w:keepNext/>
+              <w:spacing w:line="240" w:lineRule="auto" w:after="0"/>
+              <w:ind w:firstLine="0"/>
+              <w:jc w:val="left"/>
+            </w:pPr>
+            <w:r>
+              <w:rPr>
+                <w:rFonts w:ascii="Times New Roman" w:hAnsi="Times New Roman"/>
+                <w:sz w:val="17"/>
+              </w:rPr>
+              <w:t>15,39%</w:t>
+            </w:r>
+          </w:p>
+        </w:tc>
+        <w:tc>
+          <w:tcPr>
+            <w:tcW w:type="dxa" w:w="1109"/>
+            <w:vAlign w:val="center"/>
+          </w:tcPr>
+          <w:p>
+            <w:pPr>
+              <w:keepNext/>
+              <w:spacing w:line="240" w:lineRule="auto" w:after="0"/>
+              <w:ind w:firstLine="0"/>
+              <w:jc w:val="left"/>
+            </w:pPr>
+            <w:r>
+              <w:rPr>
+                <w:rFonts w:ascii="Times New Roman" w:hAnsi="Times New Roman"/>
+                <w:sz w:val="17"/>
+              </w:rPr>
+              <w:t>10,51%</w:t>
+            </w:r>
+          </w:p>
+        </w:tc>
+        <w:tc>
+          <w:tcPr>
+            <w:tcW w:type="dxa" w:w="1109"/>
+            <w:vAlign w:val="center"/>
+          </w:tcPr>
+          <w:p>
+            <w:pPr>
+              <w:keepNext/>
+              <w:spacing w:line="240" w:lineRule="auto" w:after="0"/>
+              <w:ind w:firstLine="0"/>
+              <w:jc w:val="left"/>
+            </w:pPr>
+            <w:r>
+              <w:rPr>
+                <w:rFonts w:ascii="Times New Roman" w:hAnsi="Times New Roman"/>
+                <w:sz w:val="17"/>
+              </w:rPr>
+              <w:t>−17,88%</w:t>
+            </w:r>
+          </w:p>
+        </w:tc>
+        <w:tc>
+          <w:tcPr>
+            <w:tcW w:type="dxa" w:w="1505"/>
             <w:vAlign w:val="center"/>
           </w:tcPr>
           <w:p>
@@ -2043,43 +2043,43 @@
         </w:trPr>
         <w:tc>
           <w:tcPr>
-            <w:tcW w:type="dxa" w:w="1072"/>
-            <w:vAlign w:val="center"/>
-          </w:tcPr>
-          <w:p>
-            <w:pPr>
-              <w:keepNext/>
-              <w:spacing w:line="240" w:lineRule="auto" w:after="0"/>
-              <w:ind w:firstLine="0"/>
-              <w:jc w:val="left"/>
-            </w:pPr>
-            <w:r>
-              <w:rPr>
-                <w:rFonts w:ascii="Times New Roman" w:hAnsi="Times New Roman"/>
-                <w:sz w:val="17"/>
-              </w:rPr>
-              <w:t>Ibovespa</w:t>
-            </w:r>
-          </w:p>
-        </w:tc>
-        <w:tc>
-          <w:tcPr>
-            <w:tcW w:type="dxa" w:w="1364"/>
-            <w:vAlign w:val="center"/>
-          </w:tcPr>
-          <w:p>
-            <w:pPr>
-              <w:keepNext/>
-              <w:spacing w:line="240" w:lineRule="auto" w:after="0"/>
-              <w:ind w:firstLine="0"/>
-              <w:jc w:val="left"/>
-            </w:pPr>
-            <w:r>
-              <w:rPr>
-                <w:rFonts w:ascii="Times New Roman" w:hAnsi="Times New Roman"/>
-                <w:sz w:val="17"/>
-              </w:rPr>
-              <w:t>—</w:t>
+            <w:tcW w:type="dxa" w:w="1479"/>
+            <w:vAlign w:val="center"/>
+          </w:tcPr>
+          <w:p>
+            <w:pPr>
+              <w:keepNext/>
+              <w:spacing w:line="240" w:lineRule="auto" w:after="0"/>
+              <w:ind w:firstLine="0"/>
+              <w:jc w:val="left"/>
+            </w:pPr>
+            <w:r>
+              <w:rPr>
+                <w:rFonts w:ascii="Times New Roman" w:hAnsi="Times New Roman"/>
+                <w:sz w:val="17"/>
+              </w:rPr>
+              <w:t>Arrojado</w:t>
+            </w:r>
+          </w:p>
+        </w:tc>
+        <w:tc>
+          <w:tcPr>
+            <w:tcW w:type="dxa" w:w="1294"/>
+            <w:vAlign w:val="center"/>
+          </w:tcPr>
+          <w:p>
+            <w:pPr>
+              <w:keepNext/>
+              <w:spacing w:line="240" w:lineRule="auto" w:after="0"/>
+              <w:ind w:firstLine="0"/>
+              <w:jc w:val="left"/>
+            </w:pPr>
+            <w:r>
+              <w:rPr>
+                <w:rFonts w:ascii="Times New Roman" w:hAnsi="Times New Roman"/>
+                <w:sz w:val="17"/>
+              </w:rPr>
+              <w:t>75%</w:t>
             </w:r>
           </w:p>
         </w:tc>
@@ -2100,91 +2100,91 @@
                 <w:rFonts w:ascii="Times New Roman" w:hAnsi="Times New Roman"/>
                 <w:sz w:val="17"/>
               </w:rPr>
-              <w:t>—</w:t>
-            </w:r>
-          </w:p>
-        </w:tc>
-        <w:tc>
-          <w:tcPr>
-            <w:tcW w:type="dxa" w:w="1754"/>
-            <w:vAlign w:val="center"/>
-          </w:tcPr>
-          <w:p>
-            <w:pPr>
-              <w:keepNext/>
-              <w:spacing w:line="240" w:lineRule="auto" w:after="0"/>
-              <w:ind w:firstLine="0"/>
-              <w:jc w:val="left"/>
-            </w:pPr>
-            <w:r>
-              <w:rPr>
-                <w:rFonts w:ascii="Times New Roman" w:hAnsi="Times New Roman"/>
-                <w:sz w:val="17"/>
-              </w:rPr>
-              <w:t>11,74%</w:t>
-            </w:r>
-          </w:p>
-        </w:tc>
-        <w:tc>
-          <w:tcPr>
-            <w:tcW w:type="dxa" w:w="1169"/>
-            <w:vAlign w:val="center"/>
-          </w:tcPr>
-          <w:p>
-            <w:pPr>
-              <w:keepNext/>
-              <w:spacing w:line="240" w:lineRule="auto" w:after="0"/>
-              <w:ind w:firstLine="0"/>
-              <w:jc w:val="left"/>
-            </w:pPr>
-            <w:r>
-              <w:rPr>
-                <w:rFonts w:ascii="Times New Roman" w:hAnsi="Times New Roman"/>
-                <w:sz w:val="17"/>
-              </w:rPr>
-              <w:t>23,37%</w:t>
-            </w:r>
-          </w:p>
-        </w:tc>
-        <w:tc>
-          <w:tcPr>
-            <w:tcW w:type="dxa" w:w="1169"/>
-            <w:vAlign w:val="center"/>
-          </w:tcPr>
-          <w:p>
-            <w:pPr>
-              <w:keepNext/>
-              <w:spacing w:line="240" w:lineRule="auto" w:after="0"/>
-              <w:ind w:firstLine="0"/>
-              <w:jc w:val="left"/>
-            </w:pPr>
-            <w:r>
-              <w:rPr>
-                <w:rFonts w:ascii="Times New Roman" w:hAnsi="Times New Roman"/>
-                <w:sz w:val="17"/>
-              </w:rPr>
-              <w:t>−46,82%</w:t>
-            </w:r>
-          </w:p>
-        </w:tc>
-        <w:tc>
-          <w:tcPr>
-            <w:tcW w:type="dxa" w:w="1632"/>
-            <w:vAlign w:val="center"/>
-          </w:tcPr>
-          <w:p>
-            <w:pPr>
-              <w:keepNext/>
-              <w:spacing w:line="240" w:lineRule="auto" w:after="0"/>
-              <w:ind w:firstLine="0"/>
-              <w:jc w:val="left"/>
-            </w:pPr>
-            <w:r>
-              <w:rPr>
-                <w:rFonts w:ascii="Times New Roman" w:hAnsi="Times New Roman"/>
-                <w:sz w:val="17"/>
-              </w:rPr>
-              <w:t>—</w:t>
+              <w:t>5</w:t>
+            </w:r>
+          </w:p>
+        </w:tc>
+        <w:tc>
+          <w:tcPr>
+            <w:tcW w:type="dxa" w:w="1664"/>
+            <w:vAlign w:val="center"/>
+          </w:tcPr>
+          <w:p>
+            <w:pPr>
+              <w:keepNext/>
+              <w:spacing w:line="240" w:lineRule="auto" w:after="0"/>
+              <w:ind w:firstLine="0"/>
+              <w:jc w:val="left"/>
+            </w:pPr>
+            <w:r>
+              <w:rPr>
+                <w:rFonts w:ascii="Times New Roman" w:hAnsi="Times New Roman"/>
+                <w:sz w:val="17"/>
+              </w:rPr>
+              <w:t>19,79%</w:t>
+            </w:r>
+          </w:p>
+        </w:tc>
+        <w:tc>
+          <w:tcPr>
+            <w:tcW w:type="dxa" w:w="1109"/>
+            <w:vAlign w:val="center"/>
+          </w:tcPr>
+          <w:p>
+            <w:pPr>
+              <w:keepNext/>
+              <w:spacing w:line="240" w:lineRule="auto" w:after="0"/>
+              <w:ind w:firstLine="0"/>
+              <w:jc w:val="left"/>
+            </w:pPr>
+            <w:r>
+              <w:rPr>
+                <w:rFonts w:ascii="Times New Roman" w:hAnsi="Times New Roman"/>
+                <w:sz w:val="17"/>
+              </w:rPr>
+              <w:t>16,95%</w:t>
+            </w:r>
+          </w:p>
+        </w:tc>
+        <w:tc>
+          <w:tcPr>
+            <w:tcW w:type="dxa" w:w="1109"/>
+            <w:vAlign w:val="center"/>
+          </w:tcPr>
+          <w:p>
+            <w:pPr>
+              <w:keepNext/>
+              <w:spacing w:line="240" w:lineRule="auto" w:after="0"/>
+              <w:ind w:firstLine="0"/>
+              <w:jc w:val="left"/>
+            </w:pPr>
+            <w:r>
+              <w:rPr>
+                <w:rFonts w:ascii="Times New Roman" w:hAnsi="Times New Roman"/>
+                <w:sz w:val="17"/>
+              </w:rPr>
+              <w:t>−28,95%</w:t>
+            </w:r>
+          </w:p>
+        </w:tc>
+        <w:tc>
+          <w:tcPr>
+            <w:tcW w:type="dxa" w:w="1505"/>
+            <w:vAlign w:val="center"/>
+          </w:tcPr>
+          <w:p>
+            <w:pPr>
+              <w:keepNext/>
+              <w:spacing w:line="240" w:lineRule="auto" w:after="0"/>
+              <w:ind w:firstLine="0"/>
+              <w:jc w:val="left"/>
+            </w:pPr>
+            <w:r>
+              <w:rPr>
+                <w:rFonts w:ascii="Times New Roman" w:hAnsi="Times New Roman"/>
+                <w:sz w:val="17"/>
+              </w:rPr>
+              <w:t>8 de 11</w:t>
             </w:r>
           </w:p>
         </w:tc>
@@ -2195,7 +2195,159 @@
         </w:trPr>
         <w:tc>
           <w:tcPr>
-            <w:tcW w:type="dxa" w:w="1072"/>
+            <w:tcW w:type="dxa" w:w="1479"/>
+            <w:vAlign w:val="center"/>
+          </w:tcPr>
+          <w:p>
+            <w:pPr>
+              <w:keepNext/>
+              <w:spacing w:line="240" w:lineRule="auto" w:after="0"/>
+              <w:ind w:firstLine="0"/>
+              <w:jc w:val="left"/>
+            </w:pPr>
+            <w:r>
+              <w:rPr>
+                <w:rFonts w:ascii="Times New Roman" w:hAnsi="Times New Roman"/>
+                <w:sz w:val="17"/>
+              </w:rPr>
+              <w:t>Ibovespa</w:t>
+            </w:r>
+          </w:p>
+        </w:tc>
+        <w:tc>
+          <w:tcPr>
+            <w:tcW w:type="dxa" w:w="1294"/>
+            <w:vAlign w:val="center"/>
+          </w:tcPr>
+          <w:p>
+            <w:pPr>
+              <w:keepNext/>
+              <w:spacing w:line="240" w:lineRule="auto" w:after="0"/>
+              <w:ind w:firstLine="0"/>
+              <w:jc w:val="left"/>
+            </w:pPr>
+            <w:r>
+              <w:rPr>
+                <w:rFonts w:ascii="Times New Roman" w:hAnsi="Times New Roman"/>
+                <w:sz w:val="17"/>
+              </w:rPr>
+              <w:t>—</w:t>
+            </w:r>
+          </w:p>
+        </w:tc>
+        <w:tc>
+          <w:tcPr>
+            <w:tcW w:type="dxa" w:w="900"/>
+            <w:vAlign w:val="center"/>
+          </w:tcPr>
+          <w:p>
+            <w:pPr>
+              <w:keepNext/>
+              <w:spacing w:line="240" w:lineRule="auto" w:after="0"/>
+              <w:ind w:firstLine="0"/>
+              <w:jc w:val="left"/>
+            </w:pPr>
+            <w:r>
+              <w:rPr>
+                <w:rFonts w:ascii="Times New Roman" w:hAnsi="Times New Roman"/>
+                <w:sz w:val="17"/>
+              </w:rPr>
+              <w:t>—</w:t>
+            </w:r>
+          </w:p>
+        </w:tc>
+        <w:tc>
+          <w:tcPr>
+            <w:tcW w:type="dxa" w:w="1664"/>
+            <w:vAlign w:val="center"/>
+          </w:tcPr>
+          <w:p>
+            <w:pPr>
+              <w:keepNext/>
+              <w:spacing w:line="240" w:lineRule="auto" w:after="0"/>
+              <w:ind w:firstLine="0"/>
+              <w:jc w:val="left"/>
+            </w:pPr>
+            <w:r>
+              <w:rPr>
+                <w:rFonts w:ascii="Times New Roman" w:hAnsi="Times New Roman"/>
+                <w:sz w:val="17"/>
+              </w:rPr>
+              <w:t>11,74%</w:t>
+            </w:r>
+          </w:p>
+        </w:tc>
+        <w:tc>
+          <w:tcPr>
+            <w:tcW w:type="dxa" w:w="1109"/>
+            <w:vAlign w:val="center"/>
+          </w:tcPr>
+          <w:p>
+            <w:pPr>
+              <w:keepNext/>
+              <w:spacing w:line="240" w:lineRule="auto" w:after="0"/>
+              <w:ind w:firstLine="0"/>
+              <w:jc w:val="left"/>
+            </w:pPr>
+            <w:r>
+              <w:rPr>
+                <w:rFonts w:ascii="Times New Roman" w:hAnsi="Times New Roman"/>
+                <w:sz w:val="17"/>
+              </w:rPr>
+              <w:t>23,37%</w:t>
+            </w:r>
+          </w:p>
+        </w:tc>
+        <w:tc>
+          <w:tcPr>
+            <w:tcW w:type="dxa" w:w="1109"/>
+            <w:vAlign w:val="center"/>
+          </w:tcPr>
+          <w:p>
+            <w:pPr>
+              <w:keepNext/>
+              <w:spacing w:line="240" w:lineRule="auto" w:after="0"/>
+              <w:ind w:firstLine="0"/>
+              <w:jc w:val="left"/>
+            </w:pPr>
+            <w:r>
+              <w:rPr>
+                <w:rFonts w:ascii="Times New Roman" w:hAnsi="Times New Roman"/>
+                <w:sz w:val="17"/>
+              </w:rPr>
+              <w:t>−46,82%</w:t>
+            </w:r>
+          </w:p>
+        </w:tc>
+        <w:tc>
+          <w:tcPr>
+            <w:tcW w:type="dxa" w:w="1505"/>
+            <w:vAlign w:val="center"/>
+          </w:tcPr>
+          <w:p>
+            <w:pPr>
+              <w:keepNext/>
+              <w:spacing w:line="240" w:lineRule="auto" w:after="0"/>
+              <w:ind w:firstLine="0"/>
+              <w:jc w:val="left"/>
+            </w:pPr>
+            <w:r>
+              <w:rPr>
+                <w:rFonts w:ascii="Times New Roman" w:hAnsi="Times New Roman"/>
+                <w:sz w:val="17"/>
+              </w:rPr>
+              <w:t>—</w:t>
+            </w:r>
+          </w:p>
+        </w:tc>
+      </w:tr>
+      <w:tr>
+        <w:trPr>
+          <w:cantSplit/>
+        </w:trPr>
+        <w:tc>
+          <w:tcPr>
+            <w:tcW w:type="dxa" w:w="1479"/>
             <w:vAlign w:val="center"/>
           </w:tcPr>
           <w:p>
@@ -2210,13 +2362,13 @@
                 <w:rFonts w:ascii="Times New Roman" w:hAnsi="Times New Roman"/>
                 <w:sz w:val="17"/>
               </w:rPr>
-              <w:t>CDI</w:t>
-            </w:r>
-          </w:p>
-        </w:tc>
-        <w:tc>
-          <w:tcPr>
-            <w:tcW w:type="dxa" w:w="1364"/>
+              <w:t>Tesouro Selic</w:t>
+            </w:r>
+          </w:p>
+        </w:tc>
+        <w:tc>
+          <w:tcPr>
+            <w:tcW w:type="dxa" w:w="1294"/>
             <w:vAlign w:val="center"/>
           </w:tcPr>
           <w:p>
@@ -2258,7 +2410,7 @@
         </w:tc>
         <w:tc>
           <w:tcPr>
-            <w:tcW w:type="dxa" w:w="1754"/>
+            <w:tcW w:type="dxa" w:w="1664"/>
             <w:vAlign w:val="center"/>
           </w:tcPr>
           <w:p>
@@ -2273,13 +2425,13 @@
                 <w:rFonts w:ascii="Times New Roman" w:hAnsi="Times New Roman"/>
                 <w:sz w:val="17"/>
               </w:rPr>
-              <w:t>9,61%</w:t>
-            </w:r>
-          </w:p>
-        </w:tc>
-        <w:tc>
-          <w:tcPr>
-            <w:tcW w:type="dxa" w:w="1169"/>
+              <w:t>9,36%</w:t>
+            </w:r>
+          </w:p>
+        </w:tc>
+        <w:tc>
+          <w:tcPr>
+            <w:tcW w:type="dxa" w:w="1109"/>
             <w:vAlign w:val="center"/>
           </w:tcPr>
           <w:p>
@@ -2294,13 +2446,13 @@
                 <w:rFonts w:ascii="Times New Roman" w:hAnsi="Times New Roman"/>
                 <w:sz w:val="17"/>
               </w:rPr>
-              <w:t>0,25%</w:t>
-            </w:r>
-          </w:p>
-        </w:tc>
-        <w:tc>
-          <w:tcPr>
-            <w:tcW w:type="dxa" w:w="1169"/>
+              <w:t>0,29%</w:t>
+            </w:r>
+          </w:p>
+        </w:tc>
+        <w:tc>
+          <w:tcPr>
+            <w:tcW w:type="dxa" w:w="1109"/>
             <w:vAlign w:val="center"/>
           </w:tcPr>
           <w:p>
@@ -2315,13 +2467,13 @@
                 <w:rFonts w:ascii="Times New Roman" w:hAnsi="Times New Roman"/>
                 <w:sz w:val="17"/>
               </w:rPr>
-              <w:t>—</w:t>
-            </w:r>
-          </w:p>
-        </w:tc>
-        <w:tc>
-          <w:tcPr>
-            <w:tcW w:type="dxa" w:w="1632"/>
+              <w:t>−0,60%</w:t>
+            </w:r>
+          </w:p>
+        </w:tc>
+        <w:tc>
+          <w:tcPr>
+            <w:tcW w:type="dxa" w:w="1505"/>
             <w:vAlign w:val="center"/>
           </w:tcPr>
           <w:p>
@@ -2367,7 +2519,7 @@
         <w:pStyle w:val="Normal"/>
       </w:pPr>
       <w:r>
-        <w:t>Os três perfis preservam a ordenação declarada de risco: retorno e queda máxima crescem juntos do conservador ao arrojado, e nenhum perfil se aproximou da queda máxima do Ibovespa.</w:t>
+        <w:t>Os quatro perfis preservam a ordenação declarada de risco: retorno e queda máxima crescem juntos do ultraconservador ao arrojado, e nenhum se aproximou da queda máxima do Ibovespa. Só o ultraconservador fica abaixo do índice, o esperado de uma carteira com 4% em ações.</w:t>
       </w:r>
     </w:p>
     <w:p>
@@ -3317,7 +3469,7 @@
         <w:pStyle w:val="Normal"/>
       </w:pPr>
       <w:r>
-        <w:t>A coluna em reais traduz a taxa anualizada em escala econômica. Sob as hipóteses do diagnóstico, R$ 100 mil teriam terminado em R$ 609.832 na série do módulo de seleção, R$ 643.774 com a camada de proteção antes do imposto incremental, R$ 340.068 no Ibovespa e R$ 274.368 no CDI. Esses valores dependem da qualidade da série reconstruída e devem ser lidos junto com a Seção 5.2.</w:t>
+        <w:t>A coluna em reais traduz a taxa anualizada em escala econômica. Esses valores dependem da qualidade da série reconstruída e devem ser lidos junto com a Seção 5.2.</w:t>
       </w:r>
     </w:p>
     <w:p>
@@ -5382,7 +5534,7 @@
         <w:pStyle w:val="Normal"/>
       </w:pPr>
       <w:r>
-        <w:t>Proteção intranual concebida depois da Covid-19, com parâmetros escolhidos apenas em 2015–2018. Fora dessa janela, em 2019–2025, a diferença anual de retorno não foi detectável (p = 0,964): o efeito medido é de queda, não de retorno. No histórico completo a queda máxima recuou de 47,8% para 28,7% e o retorno anualizado subiu de 17,86% para 18,45%, e a Tabela 2 mantém as duas séries separadas para que a camada não se confunda com a seleção. Para R$ 100 mil, o imposto incremental das reduções foi de R$ 2.195, levando o valor terminal de R$ 643.774 para R$ 634.531. A camada integra a política declarada da Seção 3.4.</w:t>
+        <w:t>Proteção intranual concebida depois da Covid-19, com parâmetros escolhidos apenas em 2015–2018. Fora dessa janela, em 2019–2025, a diferença anual de retorno não foi detectável (p = 0,964): o efeito medido é de queda, não de retorno. No histórico completo a queda máxima recuou de 47,8% para 28,7% e o retorno anualizado subiu de 17,86% para 18,45%, e a Tabela 2 mantém as duas séries separadas. Para R$ 100 mil, o imposto incremental das reduções foi de R$ 2.195, levando o valor terminal de R$ 643.774 para R$ 634.531. A camada integra a política declarada da Seção 3.4.</w:t>
       </w:r>
     </w:p>
     <w:p>
@@ -7299,7 +7451,7 @@
         <w:pStyle w:val="Normal"/>
       </w:pPr>
       <w:r>
-        <w:t>No diagnóstico 2015–2025, os três perfis superaram o caixa em oito de onze anos cada um, com quedas escalonadas conforme o perfil; a incerteza amostral e a imputação parcial impedem tratar isso como superioridade comprovada. Os negativos são parte da contribuição: reselecionar mais vezes não ajudou, o modelo de linguagem não acrescentou retorno, a alocação direta por texto saiu aritmeticamente inconsistente em parte dos anos e a própria busca se degradou ao ser ampliada. O conjunto justifica um sistema em que a regra calcula, a linguagem explica e uma pessoa responde.</w:t>
+        <w:t>No diagnóstico 2015–2025, os quatro perfis superaram o CDI em oito de onze anos cada um, com quedas escalonadas conforme o perfil; a incerteza amostral e a imputação parcial impedem tratar isso como superioridade comprovada. Os negativos são parte da contribuição: reselecionar mais vezes não ajudou, o modelo de linguagem não acrescentou retorno, a alocação direta por texto saiu aritmeticamente inconsistente em parte dos anos e a própria busca se degradou ao ser ampliada. O conjunto justifica um sistema em que a regra calcula, a linguagem explica e uma pessoa responde.</w:t>
       </w:r>
     </w:p>
     <w:p>

--- a/outputs/Benevente_BTECH_Final.docx
+++ b/outputs/Benevente_BTECH_Final.docx
@@ -91,15 +91,15 @@
         <w:pStyle w:val="Normal"/>
       </w:pPr>
       <w:r>
-        <w:t>O problema é operacional: a recomendação é produzida hoje e defendida anos depois; sem preservar dado, versão da regra e aprovação, a justificativa posterior incorpora informação que não existia. O Benevente produz proposta e registro verificável no mesmo fluxo.</w:t>
-      </w:r>
-    </w:p>
-    <w:p>
-      <w:pPr>
-        <w:pStyle w:val="Normal"/>
-      </w:pPr>
-      <w:r>
-        <w:t>Quando um cliente pergunta por que uma ação entrou na carteira anos antes, o escritório precisa demonstrar três coisas.</w:t>
+        <w:t>O problema é operacional: a decisão é tomada hoje e defendida anos depois; sem preservar dado, versão da regra e aprovação, a justificativa posterior incorpora informação que não existia. O Benevente produz proposta e registro verificável no mesmo fluxo.</w:t>
+      </w:r>
+    </w:p>
+    <w:p>
+      <w:pPr>
+        <w:pStyle w:val="Normal"/>
+      </w:pPr>
+      <w:r>
+        <w:t>Quando alguém pergunta por que uma ação entrou na carteira anos antes, quem decidiu precisa demonstrar três coisas.</w:t>
       </w:r>
     </w:p>
     <w:p>
@@ -112,7 +112,7 @@
         </w:numPr>
       </w:pPr>
       <w:r>
-        <w:t>Quais dados existiam naquela data: um balanço republicado em 2024 não pode aparecer como disponível em janeiro de 2023, e sem data de recebimento a justificativa incorpora informação que ninguém tinha.</w:t>
+        <w:t>Quais dados existiam naquela data: um balanço republicado em 2024 não pode aparecer como disponível em janeiro de 2023.</w:t>
       </w:r>
     </w:p>
     <w:p>
@@ -162,7 +162,7 @@
         <w:pStyle w:val="Normal"/>
       </w:pPr>
       <w:r>
-        <w:t>O objetivo é construir e avaliar um artefato B2B que transforme cada recomendação em documento verificável, pelo método do design science: identificar o problema, explicitar requisitos, construir e avaliar por utilidade, qualidade e evidência (Hevner et al., 2004; Peffers et al., 2007). A avaliação combina testes, inspeção das fontes, busca deliberada de erros e diagnóstico histórico. A contribuição não é a trilha de auditoria com hash e separação de papéis, que já é padrão, e sim ligá-la a um protocolo congelado antes do período avaliado, com critério de falseamento e início da amostra confirmatória declarados. Trilhas registram o que houve; esta se compromete de antemão com o que contaria como fracasso. O retorno passado mede o comportamento do protótipo, não sua utilidade nem o desempenho futuro.</w:t>
+        <w:t>O objetivo é construir e avaliar um artefato que transforme cada decisão de carteira em documento verificável, pelo método do design science: identificar o problema, explicitar requisitos, construir e avaliar por utilidade, qualidade e evidência (Hevner et al., 2004; Peffers et al., 2007). A avaliação combina testes, inspeção das fontes, busca deliberada de erros e diagnóstico histórico. A contribuição não é a trilha de auditoria com hash e separação de papéis, que já é padrão, e sim ligá-la a um protocolo congelado antes do período avaliado, com critério de falseamento e início da amostra confirmatória declarados. Trilhas registram o que houve; esta se compromete de antemão com o que contaria como fracasso.</w:t>
       </w:r>
     </w:p>
     <w:p>
@@ -178,7 +178,7 @@
         <w:pStyle w:val="Normal"/>
       </w:pPr>
       <w:r>
-        <w:t>O público inicial são escritórios de investimento, consultorias de valores mobiliários e gestão patrimonial que precisam recomendar, revisar e defender carteiras: preservar o contexto da decisão, demonstrar por que cada ativo entrou ou não, e comparar com alternativas reconhecíveis pelo cliente. O piloto comercial proposto, descrito na Seção 6.3, medirá o problema e a utilidade do artefato, sem presumir efeito sobre a economia local.</w:t>
+        <w:t>O público é o investidor que decide a própria carteira e quer poder reconstruir a decisão depois: preservar o contexto em que ela foi tomada, saber por que cada ativo entrou ou não, e comparar com alternativas reconhecíveis. O artefato não recomenda a ninguém em particular. Ele aplica uma política declarada, idêntica para todos, e a carteira de cada perfil é a mesma para quem nele se enquadra; o enquadramento é regra determinística publicada, não avaliação individual. O piloto da Seção 6.3 medirá o problema e a utilidade do artefato.</w:t>
       </w:r>
     </w:p>
     <w:p>
@@ -228,7 +228,7 @@
         <w:pStyle w:val="Normal"/>
       </w:pPr>
       <w:r>
-        <w:t>Essas escolhas definem o tipo de evidência que o trabalho pode produzir. O backtest é um experimento histórico sobre um protocolo, não uma simulação da experiência de cada cliente, cuja carteira implementável depende de suitability, liquidez, tributação e restrições contratuais. O artefato separa, por isso, a regra que mede o sinal, a política institucional que limita o risco e o texto explicativo que apoia a revisão humana.</w:t>
+        <w:t>Essas escolhas definem o tipo de evidência que o trabalho pode produzir. O backtest é um experimento histórico sobre um protocolo, não a experiência de uma pessoa, cuja carteira implementável depende de liquidez, tributação e restrições próprias. O artefato separa, por isso, a regra que mede o sinal, a política institucional que limita o risco e o texto explicativo que apoia a revisão humana.</w:t>
       </w:r>
     </w:p>
     <w:p>
@@ -1056,7 +1056,7 @@
         <w:pStyle w:val="Normal"/>
       </w:pPr>
       <w:r>
-        <w:t>Quatro mecanismos delimitam o que o software pode fazer. Eles transformam a prestação de contas algorítmica em propriedade do desenho, e não em explicação produzida depois do fato (Kroll et al., 2017). A aprovação humana e o enquadramento ao perfil também são coerentes com a Resolução CVM nº 30, enquanto qualquer uso como consultoria individualizada depende da estrutura autorizada prevista na Resolução CVM nº 19 (Comissão de Valores Mobiliários, 2021a, 2021b).</w:t>
+        <w:t>Quatro mecanismos delimitam o que o software pode fazer. Eles transformam a prestação de contas algorítmica em propriedade do desenho, e não em explicação produzida depois do fato (Kroll et al., 2017). A aprovação humana e o enquadramento por perfil são coerentes com a Resolução CVM nº 30; e o desenho mantém o artefato fora da consultoria individualizada, que exigiria a estrutura autorizada da Resolução CVM nº 19, porque a política é pública e igual para todos, o enquadramento é regra determinística e nenhuma orientação é produzida em função do caso de uma pessoa (Comissão de Valores Mobiliários, 2021a, 2021b).</w:t>
       </w:r>
     </w:p>
     <w:p>
@@ -6685,7 +6685,7 @@
         <w:pStyle w:val="Normal"/>
       </w:pPr>
       <w:r>
-        <w:t>O produto foi concebido para escritórios de investimento, consultorias e gestores patrimoniais. A política aplicada, os dados e seus hashes, a elegibilidade, os pesos, as ordens, o custo estimado e a aprovação permanecem ligados à mesma decisão, o que reduz o tempo de reconstrução e permite responder por que um papel entrou e por que outro ficou de fora. O valor a testar está na consistência do processo e na revisão, não em promessa de superar o mercado.</w:t>
+        <w:t>O produto foi concebido para quem decide a própria carteira. A política aplicada, os dados e seus hashes, a elegibilidade, os pesos, as ordens, o custo estimado e a aprovação permanecem ligados à mesma decisão, o que reduz o tempo de reconstrução e mostra por que um papel entrou e outro não.</w:t>
       </w:r>
     </w:p>
     <w:p>
@@ -6701,7 +6701,7 @@
         <w:pStyle w:val="Normal"/>
       </w:pPr>
       <w:r>
-        <w:t>O uso começa pelo perfil declarado adequado ao cliente. O usuário vê quais arquivos estavam disponíveis e quais passaram na validação; a triagem mostra aprovados e reprovados com o motivo; a carteira candidata apresenta pesos, parcela defensiva, custo e comparação com CDI, Ibovespa e MVO. O profissional revisa a tese, registra riscos, aprova ou rejeita e justifica; o dossiê reúne esse percurso com a versão da regra.</w:t>
+        <w:t>O uso começa pelo enquadramento em um dos quatro perfis. Quem decide vê quais arquivos estavam disponíveis e quais passaram na validação; a triagem mostra aprovados e reprovados com o motivo; a carteira candidata apresenta pesos, parcela defensiva, custo e comparação com CDI, Ibovespa e MVO. Em seguida revisa a tese, registra riscos, aprova ou rejeita e justifica; o dossiê reúne esse percurso com a versão da regra.</w:t>
       </w:r>
     </w:p>
     <w:p>
@@ -6717,7 +6717,7 @@
         <w:pStyle w:val="Normal"/>
       </w:pPr>
       <w:r>
-        <w:t>A implantação começa por fontes, políticas, acessos e aprovadores. No piloto o sistema acompanha poucas carteiras sem enviar ordens, e os dossiês são confrontados com o processo vigente; a conciliação de custos e posições fecha o ciclo. O piloto medirá tempo, completude da evidência, revisões, divergência de custos e disposição a pagar; é lá que a intensidade do problema se mede. O produto permanece em protótipo, com hashes versionados e data carimbada por terceiro.</w:t>
+        <w:t>No piloto o sistema acompanha poucas carteiras sem enviar ordens, e os dossiês são confrontados com o que o usuário faria sem ele; a conciliação de custos e posições fecha o ciclo. O piloto medirá tempo, completude da evidência, revisões, divergência de custos e disposição a pagar; é lá que a intensidade do problema se mede. O produto permanece em protótipo, com hashes versionados e data carimbada por terceiro.</w:t>
       </w:r>
     </w:p>
     <w:p>
@@ -7411,7 +7411,7 @@
         <w:pStyle w:val="Normal"/>
       </w:pPr>
       <w:r>
-        <w:t>Por fim, o produto não elimina responsabilidade profissional: uso comercial exige enquadramento regulatório, suitability, segurança, contrato de fontes e aprovação humana. O modelo de linguagem não seleciona ativos nem define pesos, e o radar de notícias serve apenas ao alerta humano, sem participar do retorno histórico.</w:t>
+        <w:t>Por fim, o produto não transfere responsabilidade: a decisão, a ordem e o risco continuam de quem usa, e o artefato é ferramenta de apoio, não recomendação individual nem promessa de resultado. Uso comercial exige enquadramento regulatório, segurança e contrato de fontes. O radar de notícias serve apenas ao alerta humano, sem participar do retorno histórico.</w:t>
       </w:r>
     </w:p>
     <w:p>
@@ -7459,7 +7459,7 @@
         <w:pStyle w:val="Normal"/>
       </w:pPr>
       <w:r>
-        <w:t>A conclusão sustentada pela evidência é estreita. O artefato cria uma cadeia auditável e a usa para achar erros que alteram o próprio resultado — inclusive recusando um selo que os dados não sustentavam e trocando um caixa que não era comprável — e para medir o limite do próprio procedimento de seleção. A viabilidade comercial depende de um piloto que meça ganho de tempo, completude documental, compreensão e disposição a pagar. A validade financeira exigirá uma base histórica reconciliável e observações posteriores aos registros congelados; a amostra confirmatória da política vigente começa no primeiro pregão de 2027. Até lá, o desempenho histórico permanece diagnóstico de desenvolvimento.</w:t>
+        <w:t>A conclusão sustentada pela evidência é estreita. O artefato cria uma cadeia auditável e a usa para achar erros que alteram o próprio resultado — inclusive recusando um selo que os dados não sustentavam e trocando um caixa que não era comprável — e para medir o limite do próprio procedimento de seleção. A viabilidade comercial depende do piloto da Seção 6.3. A validade financeira exigirá uma base histórica reconciliável e observações posteriores aos registros congelados; a amostra confirmatória da política vigente começa no primeiro pregão de 2027. Até lá, o desempenho histórico permanece diagnóstico de desenvolvimento.</w:t>
       </w:r>
     </w:p>
     <w:p>

--- a/outputs/Benevente_BTECH_Final.docx
+++ b/outputs/Benevente_BTECH_Final.docx
@@ -7411,7 +7411,7 @@
         <w:pStyle w:val="Normal"/>
       </w:pPr>
       <w:r>
-        <w:t>Por fim, o produto não transfere responsabilidade: a decisão, a ordem e o risco continuam de quem usa, e o artefato é ferramenta de apoio, não recomendação individual nem promessa de resultado. Uso comercial exige enquadramento regulatório, segurança e contrato de fontes. O radar de notícias serve apenas ao alerta humano, sem participar do retorno histórico.</w:t>
+        <w:t>Por fim, o produto não transfere responsabilidade: a decisão, a ordem e o risco continuam de quem usa, e o artefato é ferramenta de apoio, não recomendação individual nem promessa de resultado. Uso comercial exige enquadramento regulatório, suitability, segurança e contrato de fontes. O radar de notícias serve apenas ao alerta humano, sem participar do retorno histórico.</w:t>
       </w:r>
     </w:p>
     <w:p>

--- a/outputs/Benevente_BTECH_Final.docx
+++ b/outputs/Benevente_BTECH_Final.docx
@@ -968,15 +968,15 @@
         <w:pStyle w:val="Normal"/>
       </w:pPr>
       <w:r>
-        <w:t>A cadência anual é coerente com o sinal e foi testada: fundamentos saem em ciclos contábeis e a tese precisa de tempo para aparecer no preço; a troca mensal vende a empresa antes do reconhecimento e multiplica decisões a justificar. A revisão em janeiro cria uma fronteira simples: o publicado até a data entra, o resto é do próximo ciclo.</w:t>
-      </w:r>
-    </w:p>
-    <w:p>
-      <w:pPr>
-        <w:pStyle w:val="Normal"/>
-      </w:pPr>
-      <w:r>
-        <w:t>Cadência anual não significa ignorar o risco por doze meses: preço, concentração, liquidez e eventos seguem monitorados, e uma política institucional pode prever gatilhos extraordinários. Significa que a reseleção sistemática ocorre uma vez ao ano. Mantidas regra e dados, a cadência anual superou a trimestral e a mensal antes dos custos; onze anos pareados não provam otimalidade, apenas ausência de evidência para trocar a regra mais simples. Notícias não entram no retorno histórico: um radar de acompanhamento lê fontes públicas e classifica alertas para revisão humana, sem alterar ativos ou pesos, porque avaliá-las exigiria um braço prospectivo com horário de publicação e decisões arquivadas antes do desfecho.</w:t>
+        <w:t>A cadência decorre do enfoque: a análise é fundamentalista, e fundamento se move em ciclo contábil, não em pregão. A tese precisa de tempo para aparecer no preço, e a troca mensal vende a empresa antes do reconhecimento e multiplica decisões a justificar. A revisão em janeiro cria uma fronteira simples: o publicado até a data entra, o resto é do próximo ciclo.</w:t>
+      </w:r>
+    </w:p>
+    <w:p>
+      <w:pPr>
+        <w:pStyle w:val="Normal"/>
+      </w:pPr>
+      <w:r>
+        <w:t>Cadência anual não significa ignorar o risco por doze meses: preço, concentração, liquidez e eventos seguem monitorados, e uma política institucional pode prever gatilhos extraordinários. Mantidas regra e dados, a cadência anual superou a trimestral e a mensal antes dos custos; onze anos pareados não provam otimalidade, apenas ausência de evidência para trocar a regra mais simples. Notícias não entram no retorno histórico: um radar de acompanhamento lê fontes públicas e classifica alertas para revisão humana, sem alterar ativos ou pesos.</w:t>
       </w:r>
     </w:p>
     <w:p>
@@ -7387,15 +7387,15 @@
         <w:pStyle w:val="Normal"/>
       </w:pPr>
       <w:r>
-        <w:t>A primeira limitação é temporal: onze decisões anuais são poucas, e a janela também serviu ao desenvolvimento. O prêmio de retrospectiva e o Sharpe deflacionado tratam parte do risco de múltiplas tentativas, mas não equivalem a validação prospectiva.</w:t>
-      </w:r>
-    </w:p>
-    <w:p>
-      <w:pPr>
-        <w:pStyle w:val="Normal"/>
-      </w:pPr>
-      <w:r>
-        <w:t>A segunda limitação está nos dados. A página atual da B3 respondeu para 95,6% das séries consultadas, percentual que mede resposta do serviço, não completude histórica; a reconstrução das posições mantidas encontrou sete diferenças materiais em 54 comparações e duas observações sem resposta. Papéis sem cobertura completa recebem distribuição imputada pela mediana transversal do ano; a Seção 5.2 mede o alcance e o efeito disso. O arquivo novo melhora a auditabilidade porque permite reprovar a própria reconciliação; não transforma a curva em evidência institucional.</w:t>
+        <w:t>A primeira limitação é temporal: onze decisões anuais são poucas, e a janela também serviu ao desenvolvimento. O prêmio de retrospectiva e o Sharpe deflacionado tratam parte do risco de múltiplas tentativas, mas não equivalem a validação prospectiva. A cadência anual é consequência do enfoque fundamentalista, não resultado geral: sobre horizontes mais curtos o trabalho nada afirma.</w:t>
+      </w:r>
+    </w:p>
+    <w:p>
+      <w:pPr>
+        <w:pStyle w:val="Normal"/>
+      </w:pPr>
+      <w:r>
+        <w:t>A segunda limitação está nos dados. A B3 respondeu para 95,6% das séries consultadas — resposta do serviço, não completude histórica —, e a reconstrução das posições mantidas encontrou sete diferenças materiais em 54 comparações, com duas sem resposta. Papéis sem cobertura completa recebem distribuição imputada pela mediana transversal do ano; a Seção 5.2 mede o alcance e o efeito disso. O arquivo novo melhora a auditabilidade porque permite reprovar a própria reconciliação; não transforma a curva em evidência institucional.</w:t>
       </w:r>
     </w:p>
     <w:p>
@@ -7411,7 +7411,7 @@
         <w:pStyle w:val="Normal"/>
       </w:pPr>
       <w:r>
-        <w:t>Por fim, o produto não transfere responsabilidade: a decisão, a ordem e o risco continuam de quem usa, e o artefato é ferramenta de apoio, não recomendação individual nem promessa de resultado. Uso comercial exige enquadramento regulatório, suitability, segurança e contrato de fontes. O radar de notícias serve apenas ao alerta humano, sem participar do retorno histórico.</w:t>
+        <w:t>Por fim, o produto não transfere responsabilidade: a decisão, a ordem e o risco continuam de quem usa, e o artefato é ferramenta de apoio, não recomendação individual nem promessa de resultado. Uso comercial exige enquadramento regulatório, suitability, segurança e contrato de fontes.</w:t>
       </w:r>
     </w:p>
     <w:p>
@@ -7427,7 +7427,7 @@
         <w:pStyle w:val="Normal"/>
       </w:pPr>
       <w:r>
-        <w:t>O passo científico prioritário é acumular decisões posteriores aos registros congelados. Em paralelo, uma versão institucional precisará de um livro histórico de eventos capaz de cobrir os 22 códigos não devolvidos e de reproduzir as sete diferenças materiais encontradas no escopo da estratégia. Testes seguintes devem acrescentar trajetórias sintéticas com regimes de baixa prolongada, sem substituir a observação futura; um estudo com notícias deve ser registrado como braço separado, com horário verificável. O passo de produto é um piloto silencioso, sem execução automática, que meça tempo, completude documental, divergência de custos, compreensão do usuário e disposição a pagar.</w:t>
+        <w:t>O passo científico prioritário é acumular decisões posteriores aos registros congelados. Em paralelo, uma versão institucional precisará de um livro histórico de eventos capaz de cobrir os 22 códigos não devolvidos e de reproduzir as sete diferenças materiais encontradas no escopo da estratégia. Testes seguintes devem acrescentar trajetórias sintéticas com regimes de baixa prolongada, sem substituir a observação futura; a direção natural para encurtar o horizonte é trocar a base de sinal: um estudo com notícias, como braço separado, com horário de publicação verificável e decisões arquivadas antes do desfecho. O passo de produto é um piloto silencioso, sem execução automática, que meça tempo, completude documental, divergência de custos, compreensão do usuário e disposição a pagar.</w:t>
       </w:r>
     </w:p>
     <w:p>
